--- a/Assignments/Week3_Assignment.docx
+++ b/Assignments/Week3_Assignment.docx
@@ -1,6 +1,6 @@
 
 <file path=word/document.xml><?xml version="1.0" encoding="utf-8"?>
-<w:document xmlns:wpc="http://schemas.microsoft.com/office/word/2010/wordprocessingCanvas" xmlns:mc="http://schemas.openxmlformats.org/markup-compatibility/2006" xmlns:o="urn:schemas-microsoft-com:office:office" xmlns:r="http://schemas.openxmlformats.org/officeDocument/2006/relationships" xmlns:m="http://schemas.openxmlformats.org/officeDocument/2006/math" xmlns:v="urn:schemas-microsoft-com:vml" xmlns:wp14="http://schemas.microsoft.com/office/word/2010/wordprocessingDrawing" xmlns:wp="http://schemas.openxmlformats.org/drawingml/2006/wordprocessingDrawing" xmlns:w10="urn:schemas-microsoft-com:office:word" xmlns:w="http://schemas.openxmlformats.org/wordprocessingml/2006/main" xmlns:w14="http://schemas.microsoft.com/office/word/2010/wordml" xmlns:w15="http://schemas.microsoft.com/office/word/2012/wordml" xmlns:wpg="http://schemas.microsoft.com/office/word/2010/wordprocessingGroup" xmlns:wpi="http://schemas.microsoft.com/office/word/2010/wordprocessingInk" xmlns:wne="http://schemas.microsoft.com/office/word/2006/wordml" xmlns:wps="http://schemas.microsoft.com/office/word/2010/wordprocessingShape" xmlns:cx="http://schemas.microsoft.com/office/drawing/2014/chartex" xmlns:cx1="http://schemas.microsoft.com/office/drawing/2015/9/8/chartex" xmlns:cx2="http://schemas.microsoft.com/office/drawing/2015/10/21/chartex" xmlns:cx3="http://schemas.microsoft.com/office/drawing/2016/5/9/chartex" xmlns:cx4="http://schemas.microsoft.com/office/drawing/2016/5/10/chartex" xmlns:cx5="http://schemas.microsoft.com/office/drawing/2016/5/11/chartex" xmlns:cx6="http://schemas.microsoft.com/office/drawing/2016/5/12/chartex" xmlns:cx7="http://schemas.microsoft.com/office/drawing/2016/5/13/chartex" xmlns:cx8="http://schemas.microsoft.com/office/drawing/2016/5/14/chartex" xmlns:aink="http://schemas.microsoft.com/office/drawing/2016/ink" xmlns:am3d="http://schemas.microsoft.com/office/drawing/2017/model3d" xmlns:w16cex="http://schemas.microsoft.com/office/word/2018/wordml/cex" xmlns:w16cid="http://schemas.microsoft.com/office/word/2016/wordml/cid" xmlns:w16="http://schemas.microsoft.com/office/word/2018/wordml" xmlns:w16sdtdh="http://schemas.microsoft.com/office/word/2020/wordml/sdtdatahash" xmlns:w16se="http://schemas.microsoft.com/office/word/2015/wordml/symex" mc:Ignorable="w14 w15 wp14">
+<w:document xmlns:wpc="http://schemas.microsoft.com/office/word/2010/wordprocessingCanvas" xmlns:cx="http://schemas.microsoft.com/office/drawing/2014/chartex" xmlns:cx1="http://schemas.microsoft.com/office/drawing/2015/9/8/chartex" xmlns:cx2="http://schemas.microsoft.com/office/drawing/2015/10/21/chartex" xmlns:cx3="http://schemas.microsoft.com/office/drawing/2016/5/9/chartex" xmlns:cx4="http://schemas.microsoft.com/office/drawing/2016/5/10/chartex" xmlns:cx5="http://schemas.microsoft.com/office/drawing/2016/5/11/chartex" xmlns:cx6="http://schemas.microsoft.com/office/drawing/2016/5/12/chartex" xmlns:cx7="http://schemas.microsoft.com/office/drawing/2016/5/13/chartex" xmlns:cx8="http://schemas.microsoft.com/office/drawing/2016/5/14/chartex" xmlns:mc="http://schemas.openxmlformats.org/markup-compatibility/2006" xmlns:aink="http://schemas.microsoft.com/office/drawing/2016/ink" xmlns:am3d="http://schemas.microsoft.com/office/drawing/2017/model3d" xmlns:o="urn:schemas-microsoft-com:office:office" xmlns:oel="http://schemas.microsoft.com/office/2019/extlst" xmlns:r="http://schemas.openxmlformats.org/officeDocument/2006/relationships" xmlns:m="http://schemas.openxmlformats.org/officeDocument/2006/math" xmlns:v="urn:schemas-microsoft-com:vml" xmlns:wp14="http://schemas.microsoft.com/office/word/2010/wordprocessingDrawing" xmlns:wp="http://schemas.openxmlformats.org/drawingml/2006/wordprocessingDrawing" xmlns:w10="urn:schemas-microsoft-com:office:word" xmlns:w="http://schemas.openxmlformats.org/wordprocessingml/2006/main" xmlns:w14="http://schemas.microsoft.com/office/word/2010/wordml" xmlns:w15="http://schemas.microsoft.com/office/word/2012/wordml" xmlns:w16cex="http://schemas.microsoft.com/office/word/2018/wordml/cex" xmlns:w16cid="http://schemas.microsoft.com/office/word/2016/wordml/cid" xmlns:w16="http://schemas.microsoft.com/office/word/2018/wordml" xmlns:w16du="http://schemas.microsoft.com/office/word/2023/wordml/word16du" xmlns:w16sdtdh="http://schemas.microsoft.com/office/word/2020/wordml/sdtdatahash" xmlns:w16sdtfl="http://schemas.microsoft.com/office/word/2024/wordml/sdtformatlock" xmlns:w16se="http://schemas.microsoft.com/office/word/2015/wordml/symex" xmlns:wpg="http://schemas.microsoft.com/office/word/2010/wordprocessingGroup" xmlns:wpi="http://schemas.microsoft.com/office/word/2010/wordprocessingInk" xmlns:wne="http://schemas.microsoft.com/office/word/2006/wordml" xmlns:wps="http://schemas.microsoft.com/office/word/2010/wordprocessingShape" mc:Ignorable="w14 w15 w16se w16cid w16 w16cex w16sdtdh w16sdtfl w16du wp14">
   <w:body>
     <w:p>
       <w:pPr>
@@ -9,294 +9,506 @@
         </w:pBdr>
         <w:spacing w:after="120"/>
         <w:rPr>
+          <w:sz w:val="21"/>
+          <w:szCs w:val="21"/>
+        </w:rPr>
+      </w:pPr>
+      <w:r>
+        <w:rPr>
+          <w:i/>
+          <w:iCs/>
+          <w:color w:val="666666"/>
+          <w:sz w:val="16"/>
+          <w:szCs w:val="16"/>
+        </w:rPr>
+        <w:t>MGMT298D: Science and Strategy of AI | UCLA Anderson</w:t>
+      </w:r>
+    </w:p>
+    <w:p>
+      <w:pPr>
+        <w:pStyle w:val="Heading1"/>
+        <w:rPr>
+          <w:sz w:val="28"/>
+          <w:szCs w:val="28"/>
+        </w:rPr>
+      </w:pPr>
+      <w:r>
+        <w:rPr>
+          <w:b w:val="0"/>
+          <w:bCs w:val="0"/>
+          <w:i/>
+          <w:iCs/>
+          <w:color w:val="000000" w:themeColor="text1"/>
           <w:sz w:val="22"/>
           <w:szCs w:val="22"/>
         </w:rPr>
-      </w:pPr>
-      <w:r>
-        <w:rPr>
+        <w:t>Assignment 3</w:t>
+      </w:r>
+      <w:r>
+        <w:rPr>
+          <w:sz w:val="32"/>
+          <w:szCs w:val="32"/>
+        </w:rPr>
+        <w:br/>
+        <w:t>Dynamic Pricing</w:t>
+      </w:r>
+      <w:r>
+        <w:rPr>
+          <w:sz w:val="32"/>
+          <w:szCs w:val="32"/>
+        </w:rPr>
+        <w:br/>
+      </w:r>
+      <w:r>
+        <w:rPr>
+          <w:b w:val="0"/>
+          <w:bCs w:val="0"/>
           <w:i/>
           <w:iCs/>
-          <w:sz w:val="18"/>
-          <w:szCs w:val="18"/>
-          <w:color w:val="666666"/>
-        </w:rPr>
-        <w:t xml:space="preserve">MGMT298D: Science and Strategy of AI | UCLA Anderson</w:t>
-      </w:r>
-    </w:p>
-    <w:p>
-      <w:pPr>
-        <w:pStyle w:val="Heading1"/>
-        <w:rPr>
-          <w:sz w:val="32"/>
-          <w:szCs w:val="32"/>
-        </w:rPr>
-      </w:pPr>
-      <w:r>
-        <w:t xml:space="preserve">Dynamic Pricing: Airline Pricing Simulation</w:t>
-      </w:r>
-    </w:p>
-    <w:p>
-      <w:pPr>
-        <w:spacing w:after="360" w:before="60"/>
+          <w:color w:val="000000" w:themeColor="text1"/>
+          <w:sz w:val="24"/>
+          <w:szCs w:val="24"/>
+        </w:rPr>
+        <w:t xml:space="preserve">Airline </w:t>
+      </w:r>
+      <w:r>
+        <w:rPr>
+          <w:b w:val="0"/>
+          <w:bCs w:val="0"/>
+          <w:i/>
+          <w:iCs/>
+          <w:color w:val="000000" w:themeColor="text1"/>
+          <w:sz w:val="24"/>
+          <w:szCs w:val="24"/>
+        </w:rPr>
+        <w:t>Revenue Management</w:t>
+      </w:r>
+    </w:p>
+    <w:p>
+      <w:pPr>
+        <w:spacing w:after="0"/>
         <w:rPr>
           <w:sz w:val="22"/>
           <w:szCs w:val="22"/>
         </w:rPr>
       </w:pPr>
-      <w:r>
-        <w:rPr>
-          <w:sz w:val="21"/>
-          <w:szCs w:val="21"/>
-          <w:color w:val="666666"/>
-          <w:i/>
-          <w:iCs/>
-        </w:rPr>
-        <w:t xml:space="preserve">Week 4</w:t>
+    </w:p>
+    <w:p>
+      <w:pPr>
+        <w:pStyle w:val="Heading3"/>
+        <w:rPr>
+          <w:sz w:val="20"/>
+          <w:szCs w:val="20"/>
+        </w:rPr>
+      </w:pPr>
+      <w:r>
+        <w:rPr>
+          <w:sz w:val="20"/>
+          <w:szCs w:val="20"/>
+        </w:rPr>
+        <w:t xml:space="preserve">Instructions. </w:t>
+      </w:r>
+      <w:r>
+        <w:rPr>
+          <w:b w:val="0"/>
+          <w:bCs w:val="0"/>
+          <w:color w:val="000000" w:themeColor="text1"/>
+          <w:sz w:val="20"/>
+          <w:szCs w:val="20"/>
+        </w:rPr>
+        <w:t xml:space="preserve">Build models using the </w:t>
+      </w:r>
+      <w:hyperlink r:id="rId5" w:history="1">
+        <w:r>
+          <w:rPr>
+            <w:rStyle w:val="Hyperlink"/>
+            <w:b w:val="0"/>
+            <w:bCs w:val="0"/>
+            <w:sz w:val="20"/>
+            <w:szCs w:val="20"/>
+          </w:rPr>
+          <w:t xml:space="preserve">Week </w:t>
+        </w:r>
+        <w:r>
+          <w:rPr>
+            <w:rStyle w:val="Hyperlink"/>
+            <w:b w:val="0"/>
+            <w:bCs w:val="0"/>
+            <w:sz w:val="20"/>
+            <w:szCs w:val="20"/>
+          </w:rPr>
+          <w:t>3</w:t>
+        </w:r>
+        <w:r>
+          <w:rPr>
+            <w:rStyle w:val="Hyperlink"/>
+            <w:b w:val="0"/>
+            <w:bCs w:val="0"/>
+            <w:sz w:val="20"/>
+            <w:szCs w:val="20"/>
+          </w:rPr>
+          <w:t xml:space="preserve"> web application</w:t>
+        </w:r>
+      </w:hyperlink>
+      <w:r>
+        <w:rPr>
+          <w:b w:val="0"/>
+          <w:bCs w:val="0"/>
+          <w:color w:val="000000" w:themeColor="text1"/>
+          <w:sz w:val="20"/>
+          <w:szCs w:val="20"/>
+        </w:rPr>
+        <w:t xml:space="preserve"> and answer the following questions. Stick to 3 sentences maximum per question. Upload your completed assignment to BruinLearn as a PDF by the end of the day</w:t>
+      </w:r>
+      <w:r>
+        <w:rPr>
+          <w:b w:val="0"/>
+          <w:bCs w:val="0"/>
+          <w:color w:val="000000" w:themeColor="text1"/>
+          <w:sz w:val="20"/>
+          <w:szCs w:val="20"/>
+        </w:rPr>
+        <w:t xml:space="preserve"> </w:t>
+      </w:r>
+      <w:r>
+        <w:rPr>
+          <w:color w:val="000000" w:themeColor="text1"/>
+          <w:sz w:val="20"/>
+          <w:szCs w:val="20"/>
+        </w:rPr>
+        <w:t>this Friday</w:t>
+      </w:r>
+      <w:r>
+        <w:rPr>
+          <w:b w:val="0"/>
+          <w:bCs w:val="0"/>
+          <w:color w:val="000000" w:themeColor="text1"/>
+          <w:sz w:val="20"/>
+          <w:szCs w:val="20"/>
+        </w:rPr>
+        <w:t xml:space="preserve"> (11:59pm PT).</w:t>
       </w:r>
     </w:p>
     <w:p>
       <w:pPr>
         <w:spacing w:after="0"/>
-      </w:pPr>
-    </w:p>
-    <w:p>
-      <w:pPr>
-        <w:pStyle w:val="Heading2"/>
-        <w:rPr>
-          <w:sz w:val="24"/>
-          <w:szCs w:val="24"/>
-        </w:rPr>
-      </w:pPr>
-      <w:r>
-        <w:rPr>
-          <w:sz w:val="24"/>
-          <w:szCs w:val="24"/>
-        </w:rPr>
-        <w:t xml:space="preserve">Instructions</w:t>
-      </w:r>
-    </w:p>
-    <w:p>
-      <w:pPr>
-        <w:spacing w:after="200"/>
         <w:rPr>
           <w:sz w:val="22"/>
           <w:szCs w:val="22"/>
         </w:rPr>
       </w:pPr>
-      <w:r>
-        <w:rPr>
-          <w:sz w:val="22"/>
-          <w:szCs w:val="22"/>
-        </w:rPr>
-        <w:t xml:space="preserve">Build models using the Week 4 web application and answer the following questions. Upload your completed assignment to BruinLearn.</w:t>
-      </w:r>
     </w:p>
     <w:p>
       <w:pPr>
         <w:spacing w:after="0"/>
-      </w:pPr>
-    </w:p>
-    <w:p>
-      <w:pPr>
-        <w:pStyle w:val="Heading2"/>
-        <w:rPr>
-          <w:sz w:val="24"/>
-          <w:szCs w:val="24"/>
-        </w:rPr>
-      </w:pPr>
-      <w:r>
-        <w:rPr>
-          <w:sz w:val="24"/>
-          <w:szCs w:val="24"/>
-        </w:rPr>
-        <w:t xml:space="preserve">Questions</w:t>
-      </w:r>
+        <w:rPr>
+          <w:sz w:val="20"/>
+          <w:szCs w:val="20"/>
+        </w:rPr>
+      </w:pPr>
     </w:p>
     <w:p>
       <w:pPr>
         <w:pStyle w:val="Heading3"/>
         <w:rPr>
-          <w:sz w:val="22"/>
-          <w:szCs w:val="22"/>
-        </w:rPr>
-      </w:pPr>
-      <w:r>
-        <w:rPr>
-          <w:sz w:val="22"/>
-          <w:szCs w:val="22"/>
-        </w:rPr>
-        <w:t xml:space="preserve">Question 1</w:t>
-      </w:r>
-    </w:p>
-    <w:p>
-      <w:pPr>
-        <w:spacing w:after="200"/>
-        <w:rPr>
-          <w:sz w:val="22"/>
-          <w:szCs w:val="22"/>
-        </w:rPr>
-      </w:pPr>
-      <w:r>
-        <w:rPr>
-          <w:sz w:val="22"/>
-          <w:szCs w:val="22"/>
-        </w:rPr>
-        <w:t xml:space="preserve">Run the Q-Learning pricing algorithm for 100 episodes and record the final average reward. Then run Thompson Sampling for 100 episodes. Which algorithm converges faster, and what does this tell you about exploration vs. exploitation tradeoffs?</w:t>
-      </w:r>
+          <w:b w:val="0"/>
+          <w:bCs w:val="0"/>
+          <w:color w:val="000000" w:themeColor="text1"/>
+          <w:sz w:val="20"/>
+          <w:szCs w:val="20"/>
+        </w:rPr>
+      </w:pPr>
+      <w:r>
+        <w:rPr>
+          <w:sz w:val="20"/>
+          <w:szCs w:val="20"/>
+        </w:rPr>
+        <w:t xml:space="preserve">Question 1. </w:t>
+      </w:r>
+      <w:r>
+        <w:rPr>
+          <w:b w:val="0"/>
+          <w:bCs w:val="0"/>
+          <w:color w:val="000000" w:themeColor="text1"/>
+          <w:sz w:val="20"/>
+          <w:szCs w:val="20"/>
+        </w:rPr>
+        <w:t>Run the Q-Learning pricing algorithm for 100 episodes and record the final average reward. Then run Thompson Sampling for 100 episodes. Which algorithm converges faster, and what does this tell you about exploration vs. exploitation tradeoffs?</w:t>
+      </w:r>
+    </w:p>
+    <w:p>
+      <w:pPr>
+        <w:rPr>
+          <w:sz w:val="20"/>
+          <w:szCs w:val="20"/>
+        </w:rPr>
+      </w:pPr>
+    </w:p>
+    <w:p>
+      <w:pPr>
+        <w:rPr>
+          <w:sz w:val="20"/>
+          <w:szCs w:val="20"/>
+        </w:rPr>
+      </w:pPr>
+    </w:p>
+    <w:p>
+      <w:pPr>
+        <w:rPr>
+          <w:sz w:val="20"/>
+          <w:szCs w:val="20"/>
+        </w:rPr>
+      </w:pPr>
+    </w:p>
+    <w:p>
+      <w:pPr>
+        <w:rPr>
+          <w:sz w:val="20"/>
+          <w:szCs w:val="20"/>
+        </w:rPr>
+      </w:pPr>
+    </w:p>
+    <w:p>
+      <w:pPr>
+        <w:rPr>
+          <w:sz w:val="20"/>
+          <w:szCs w:val="20"/>
+        </w:rPr>
+      </w:pPr>
     </w:p>
     <w:p>
       <w:pPr>
         <w:pStyle w:val="Heading3"/>
         <w:rPr>
-          <w:sz w:val="22"/>
-          <w:szCs w:val="22"/>
-        </w:rPr>
-      </w:pPr>
-      <w:r>
-        <w:rPr>
-          <w:sz w:val="22"/>
-          <w:szCs w:val="22"/>
-        </w:rPr>
-        <w:t xml:space="preserve">Question 2</w:t>
-      </w:r>
-    </w:p>
-    <w:p>
-      <w:pPr>
-        <w:spacing w:after="200"/>
-        <w:rPr>
-          <w:sz w:val="22"/>
-          <w:szCs w:val="22"/>
-        </w:rPr>
-      </w:pPr>
-      <w:r>
-        <w:rPr>
-          <w:sz w:val="22"/>
-          <w:szCs w:val="22"/>
-        </w:rPr>
-        <w:t xml:space="preserve">Set the exploration rate (epsilon) to 0.1, run the simulation, and note total revenue. Then set epsilon to 0.5 and run again. Report the total revenue for each. How does exploration rate affect revenue, and why?</w:t>
-      </w:r>
+          <w:b w:val="0"/>
+          <w:bCs w:val="0"/>
+          <w:color w:val="000000" w:themeColor="text1"/>
+          <w:sz w:val="20"/>
+          <w:szCs w:val="20"/>
+        </w:rPr>
+      </w:pPr>
+      <w:r>
+        <w:rPr>
+          <w:sz w:val="20"/>
+          <w:szCs w:val="20"/>
+        </w:rPr>
+        <w:t xml:space="preserve">Question 2. </w:t>
+      </w:r>
+      <w:r>
+        <w:rPr>
+          <w:b w:val="0"/>
+          <w:bCs w:val="0"/>
+          <w:color w:val="000000" w:themeColor="text1"/>
+          <w:sz w:val="20"/>
+          <w:szCs w:val="20"/>
+        </w:rPr>
+        <w:t>Set the exploration rate (epsilon) to 0.1, run the simulation, and note total revenue. Then set epsilon to 0.5 and run again. Report the total revenue for each. How does exploration rate affect revenue, and why?</w:t>
+      </w:r>
+    </w:p>
+    <w:p>
+      <w:pPr>
+        <w:rPr>
+          <w:sz w:val="20"/>
+          <w:szCs w:val="20"/>
+        </w:rPr>
+      </w:pPr>
+    </w:p>
+    <w:p>
+      <w:pPr>
+        <w:rPr>
+          <w:sz w:val="20"/>
+          <w:szCs w:val="20"/>
+        </w:rPr>
+      </w:pPr>
+    </w:p>
+    <w:p>
+      <w:pPr>
+        <w:rPr>
+          <w:sz w:val="20"/>
+          <w:szCs w:val="20"/>
+        </w:rPr>
+      </w:pPr>
+    </w:p>
+    <w:p>
+      <w:pPr>
+        <w:rPr>
+          <w:sz w:val="20"/>
+          <w:szCs w:val="20"/>
+        </w:rPr>
+      </w:pPr>
+    </w:p>
+    <w:p>
+      <w:pPr>
+        <w:rPr>
+          <w:sz w:val="20"/>
+          <w:szCs w:val="20"/>
+        </w:rPr>
+      </w:pPr>
+    </w:p>
+    <w:p>
+      <w:pPr>
+        <w:rPr>
+          <w:sz w:val="20"/>
+          <w:szCs w:val="20"/>
+        </w:rPr>
+      </w:pPr>
+    </w:p>
+    <w:p>
+      <w:pPr>
+        <w:rPr>
+          <w:sz w:val="20"/>
+          <w:szCs w:val="20"/>
+        </w:rPr>
+      </w:pPr>
+    </w:p>
+    <w:p>
+      <w:pPr>
+        <w:rPr>
+          <w:sz w:val="20"/>
+          <w:szCs w:val="20"/>
+        </w:rPr>
+      </w:pPr>
+    </w:p>
+    <w:p>
+      <w:pPr>
+        <w:rPr>
+          <w:sz w:val="20"/>
+          <w:szCs w:val="20"/>
+        </w:rPr>
+      </w:pPr>
     </w:p>
     <w:p>
       <w:pPr>
         <w:pStyle w:val="Heading3"/>
         <w:rPr>
-          <w:sz w:val="22"/>
-          <w:szCs w:val="22"/>
-        </w:rPr>
-      </w:pPr>
-      <w:r>
-        <w:rPr>
-          <w:sz w:val="22"/>
-          <w:szCs w:val="22"/>
-        </w:rPr>
-        <w:t xml:space="preserve">Question 3</w:t>
-      </w:r>
-    </w:p>
-    <w:p>
-      <w:pPr>
-        <w:spacing w:after="200"/>
-        <w:rPr>
-          <w:sz w:val="22"/>
-          <w:szCs w:val="22"/>
-        </w:rPr>
-      </w:pPr>
-      <w:r>
-        <w:rPr>
-          <w:sz w:val="22"/>
-          <w:szCs w:val="22"/>
-        </w:rPr>
-        <w:t xml:space="preserve">Observe the pricing decisions over time for a single route. Does the algorithm learn to charge higher prices during high-demand periods? Describe the pattern you observe and explain how the algorithm adapts to demand signals.</w:t>
-      </w:r>
+          <w:b w:val="0"/>
+          <w:bCs w:val="0"/>
+          <w:color w:val="000000" w:themeColor="text1"/>
+          <w:sz w:val="20"/>
+          <w:szCs w:val="20"/>
+        </w:rPr>
+      </w:pPr>
+      <w:r>
+        <w:rPr>
+          <w:sz w:val="20"/>
+          <w:szCs w:val="20"/>
+        </w:rPr>
+        <w:lastRenderedPageBreak/>
+        <w:t xml:space="preserve">Question 3. </w:t>
+      </w:r>
+      <w:r>
+        <w:rPr>
+          <w:b w:val="0"/>
+          <w:bCs w:val="0"/>
+          <w:color w:val="000000" w:themeColor="text1"/>
+          <w:sz w:val="20"/>
+          <w:szCs w:val="20"/>
+        </w:rPr>
+        <w:t>Observe the pricing decisions over time for a single route. Does the algorithm learn to charge higher prices during high-demand periods? Describe the pattern you observe and explain how the algorithm adapts to demand signals.</w:t>
+      </w:r>
+    </w:p>
+    <w:p>
+      <w:pPr>
+        <w:rPr>
+          <w:sz w:val="20"/>
+          <w:szCs w:val="20"/>
+        </w:rPr>
+      </w:pPr>
+    </w:p>
+    <w:p>
+      <w:pPr>
+        <w:rPr>
+          <w:sz w:val="20"/>
+          <w:szCs w:val="20"/>
+        </w:rPr>
+      </w:pPr>
+    </w:p>
+    <w:p>
+      <w:pPr>
+        <w:rPr>
+          <w:sz w:val="20"/>
+          <w:szCs w:val="20"/>
+        </w:rPr>
+      </w:pPr>
+    </w:p>
+    <w:p>
+      <w:pPr>
+        <w:rPr>
+          <w:sz w:val="20"/>
+          <w:szCs w:val="20"/>
+        </w:rPr>
+      </w:pPr>
+    </w:p>
+    <w:p>
+      <w:pPr>
+        <w:rPr>
+          <w:sz w:val="20"/>
+          <w:szCs w:val="20"/>
+        </w:rPr>
+      </w:pPr>
+    </w:p>
+    <w:p>
+      <w:pPr>
+        <w:rPr>
+          <w:sz w:val="20"/>
+          <w:szCs w:val="20"/>
+        </w:rPr>
+      </w:pPr>
+    </w:p>
+    <w:p>
+      <w:pPr>
+        <w:rPr>
+          <w:sz w:val="20"/>
+          <w:szCs w:val="20"/>
+        </w:rPr>
+      </w:pPr>
     </w:p>
     <w:p>
       <w:pPr>
         <w:pStyle w:val="Heading3"/>
         <w:rPr>
-          <w:sz w:val="22"/>
-          <w:szCs w:val="22"/>
-        </w:rPr>
-      </w:pPr>
-      <w:r>
-        <w:rPr>
-          <w:sz w:val="22"/>
-          <w:szCs w:val="22"/>
-        </w:rPr>
-        <w:t xml:space="preserve">Question 4</w:t>
-      </w:r>
-    </w:p>
-    <w:p>
-      <w:pPr>
-        <w:spacing w:after="200"/>
-        <w:rPr>
-          <w:sz w:val="22"/>
-          <w:szCs w:val="22"/>
-        </w:rPr>
-      </w:pPr>
-      <w:r>
-        <w:rPr>
-          <w:sz w:val="22"/>
-          <w:szCs w:val="22"/>
-        </w:rPr>
-        <w:t xml:space="preserve">Compare the performance of the dynamic pricing algorithm against a fixed-price baseline. Report the revenue difference. What strategic advantage does dynamic pricing provide in this airline scenario?</w:t>
+          <w:b w:val="0"/>
+          <w:bCs w:val="0"/>
+          <w:color w:val="000000" w:themeColor="text1"/>
+          <w:sz w:val="20"/>
+          <w:szCs w:val="20"/>
+        </w:rPr>
+      </w:pPr>
+      <w:r>
+        <w:rPr>
+          <w:sz w:val="20"/>
+          <w:szCs w:val="20"/>
+        </w:rPr>
+        <w:t xml:space="preserve">Question 4. </w:t>
+      </w:r>
+      <w:r>
+        <w:rPr>
+          <w:b w:val="0"/>
+          <w:bCs w:val="0"/>
+          <w:color w:val="000000" w:themeColor="text1"/>
+          <w:sz w:val="20"/>
+          <w:szCs w:val="20"/>
+        </w:rPr>
+        <w:t>Compare the performance of the dynamic pricing algorithm against a fixed-price baseline. Report the revenue difference. What strategic advantage does dynamic pricing provide in this airline scenario?</w:t>
       </w:r>
     </w:p>
     <w:sectPr>
-      <w:pgSz w:w="12240" w:h="15840" w:orient="portrait"/>
+      <w:pgSz w:w="12240" w:h="15840"/>
       <w:pgMar w:top="1440" w:right="1440" w:bottom="1440" w:left="1440" w:header="708" w:footer="708" w:gutter="0"/>
-      <w:pgNumType/>
+      <w:cols w:space="720"/>
       <w:docGrid w:linePitch="360"/>
     </w:sectPr>
   </w:body>
 </w:document>
 </file>
 
-<file path=word/comments.xml><?xml version="1.0" encoding="utf-8"?>
-<w:comments xmlns:cx="http://schemas.microsoft.com/office/drawing/2014/chartex" xmlns:cx1="http://schemas.microsoft.com/office/drawing/2015/9/8/chartex" xmlns:cx2="http://schemas.microsoft.com/office/drawing/2015/10/21/chartex" xmlns:cx3="http://schemas.microsoft.com/office/drawing/2016/5/9/chartex" xmlns:cx4="http://schemas.microsoft.com/office/drawing/2016/5/10/chartex" xmlns:cx5="http://schemas.microsoft.com/office/drawing/2016/5/11/chartex" xmlns:cx6="http://schemas.microsoft.com/office/drawing/2016/5/12/chartex" xmlns:cx7="http://schemas.microsoft.com/office/drawing/2016/5/13/chartex" xmlns:cx8="http://schemas.microsoft.com/office/drawing/2016/5/14/chartex" xmlns:mc="http://schemas.openxmlformats.org/markup-compatibility/2006" xmlns:aink="http://schemas.microsoft.com/office/drawing/2016/ink" xmlns:am3d="http://schemas.microsoft.com/office/drawing/2017/model3d" xmlns:o="urn:schemas-microsoft-com:office:office" xmlns:r="http://schemas.openxmlformats.org/officeDocument/2006/relationships" xmlns:m="http://schemas.openxmlformats.org/officeDocument/2006/math" xmlns:v="urn:schemas-microsoft-com:vml" xmlns:wp14="http://schemas.microsoft.com/office/word/2010/wordprocessingDrawing" xmlns:wp="http://schemas.openxmlformats.org/drawingml/2006/wordprocessingDrawing" xmlns:w10="urn:schemas-microsoft-com:office:word" xmlns:w="http://schemas.openxmlformats.org/wordprocessingml/2006/main" xmlns:w14="http://schemas.microsoft.com/office/word/2010/wordml" xmlns:w15="http://schemas.microsoft.com/office/word/2012/wordml" xmlns:w16cex="http://schemas.microsoft.com/office/word/2018/wordml/cex" xmlns:w16cid="http://schemas.microsoft.com/office/word/2016/wordml/cid" xmlns:w16="http://schemas.microsoft.com/office/word/2018/wordml" xmlns:w16sdtdh="http://schemas.microsoft.com/office/word/2020/wordml/sdtdatahash" xmlns:w16se="http://schemas.microsoft.com/office/word/2015/wordml/symex" xmlns:wpg="http://schemas.microsoft.com/office/word/2010/wordprocessingGroup" xmlns:wpi="http://schemas.microsoft.com/office/word/2010/wordprocessingInk" xmlns:wne="http://schemas.microsoft.com/office/word/2006/wordml" xmlns:wps="http://schemas.microsoft.com/office/word/2010/wordprocessingShape"/>
-</file>
-
-<file path=word/footnotes.xml><?xml version="1.0" encoding="utf-8"?>
-<w:footnotes xmlns:wpc="http://schemas.microsoft.com/office/word/2010/wordprocessingCanvas" xmlns:mc="http://schemas.openxmlformats.org/markup-compatibility/2006" xmlns:o="urn:schemas-microsoft-com:office:office" xmlns:r="http://schemas.openxmlformats.org/officeDocument/2006/relationships" xmlns:m="http://schemas.openxmlformats.org/officeDocument/2006/math" xmlns:v="urn:schemas-microsoft-com:vml" xmlns:wp14="http://schemas.microsoft.com/office/word/2010/wordprocessingDrawing" xmlns:wp="http://schemas.openxmlformats.org/drawingml/2006/wordprocessingDrawing" xmlns:w10="urn:schemas-microsoft-com:office:word" xmlns:w="http://schemas.openxmlformats.org/wordprocessingml/2006/main" xmlns:w14="http://schemas.microsoft.com/office/word/2010/wordml" xmlns:w15="http://schemas.microsoft.com/office/word/2012/wordml" xmlns:wpg="http://schemas.microsoft.com/office/word/2010/wordprocessingGroup" xmlns:wpi="http://schemas.microsoft.com/office/word/2010/wordprocessingInk" xmlns:wne="http://schemas.microsoft.com/office/word/2006/wordml" xmlns:wps="http://schemas.microsoft.com/office/word/2010/wordprocessingShape" mc:Ignorable="w14 w15 wp14">
-  <w:footnote w:type="separator" w:id="-1">
-    <w:p>
-      <w:pPr>
-        <w:spacing w:after="0" w:line="240" w:lineRule="auto"/>
-      </w:pPr>
-      <w:r>
-        <w:rPr>
-          <w:rStyle w:val="FootnoteReference"/>
-        </w:rPr>
-        <w:footnoteRef/>
-      </w:r>
-      <w:r>
-        <w:separator/>
-      </w:r>
-    </w:p>
-  </w:footnote>
-  <w:footnote w:type="continuationSeparator" w:id="0">
-    <w:p>
-      <w:pPr>
-        <w:spacing w:after="0" w:line="240" w:lineRule="auto"/>
-      </w:pPr>
-      <w:r>
-        <w:rPr>
-          <w:rStyle w:val="FootnoteReference"/>
-        </w:rPr>
-        <w:footnoteRef/>
-      </w:r>
-      <w:r>
-        <w:continuationSeparator/>
-      </w:r>
-    </w:p>
-  </w:footnote>
-</w:footnotes>
-</file>
-
 <file path=word/numbering.xml><?xml version="1.0" encoding="utf-8"?>
-<w:numbering xmlns:wpc="http://schemas.microsoft.com/office/word/2010/wordprocessingCanvas" xmlns:mc="http://schemas.openxmlformats.org/markup-compatibility/2006" xmlns:o="urn:schemas-microsoft-com:office:office" xmlns:r="http://schemas.openxmlformats.org/officeDocument/2006/relationships" xmlns:m="http://schemas.openxmlformats.org/officeDocument/2006/math" xmlns:v="urn:schemas-microsoft-com:vml" xmlns:wp14="http://schemas.microsoft.com/office/word/2010/wordprocessingDrawing" xmlns:wp="http://schemas.openxmlformats.org/drawingml/2006/wordprocessingDrawing" xmlns:w10="urn:schemas-microsoft-com:office:word" xmlns:w="http://schemas.openxmlformats.org/wordprocessingml/2006/main" xmlns:w14="http://schemas.microsoft.com/office/word/2010/wordml" xmlns:w15="http://schemas.microsoft.com/office/word/2012/wordml" xmlns:wpg="http://schemas.microsoft.com/office/word/2010/wordprocessingGroup" xmlns:wpi="http://schemas.microsoft.com/office/word/2010/wordprocessingInk" xmlns:wne="http://schemas.microsoft.com/office/word/2006/wordml" xmlns:wps="http://schemas.microsoft.com/office/word/2010/wordprocessingShape" mc:Ignorable="w14 w15 wp14">
-  <w:abstractNum w:abstractNumId="1" w15:restartNumberingAfterBreak="0">
+<w:numbering xmlns:wpc="http://schemas.microsoft.com/office/word/2010/wordprocessingCanvas" xmlns:cx="http://schemas.microsoft.com/office/drawing/2014/chartex" xmlns:cx1="http://schemas.microsoft.com/office/drawing/2015/9/8/chartex" xmlns:cx2="http://schemas.microsoft.com/office/drawing/2015/10/21/chartex" xmlns:cx3="http://schemas.microsoft.com/office/drawing/2016/5/9/chartex" xmlns:cx4="http://schemas.microsoft.com/office/drawing/2016/5/10/chartex" xmlns:cx5="http://schemas.microsoft.com/office/drawing/2016/5/11/chartex" xmlns:cx6="http://schemas.microsoft.com/office/drawing/2016/5/12/chartex" xmlns:cx7="http://schemas.microsoft.com/office/drawing/2016/5/13/chartex" xmlns:cx8="http://schemas.microsoft.com/office/drawing/2016/5/14/chartex" xmlns:mc="http://schemas.openxmlformats.org/markup-compatibility/2006" xmlns:aink="http://schemas.microsoft.com/office/drawing/2016/ink" xmlns:am3d="http://schemas.microsoft.com/office/drawing/2017/model3d" xmlns:o="urn:schemas-microsoft-com:office:office" xmlns:oel="http://schemas.microsoft.com/office/2019/extlst" xmlns:r="http://schemas.openxmlformats.org/officeDocument/2006/relationships" xmlns:m="http://schemas.openxmlformats.org/officeDocument/2006/math" xmlns:v="urn:schemas-microsoft-com:vml" xmlns:wp14="http://schemas.microsoft.com/office/word/2010/wordprocessingDrawing" xmlns:wp="http://schemas.openxmlformats.org/drawingml/2006/wordprocessingDrawing" xmlns:w10="urn:schemas-microsoft-com:office:word" xmlns:w="http://schemas.openxmlformats.org/wordprocessingml/2006/main" xmlns:w14="http://schemas.microsoft.com/office/word/2010/wordml" xmlns:w15="http://schemas.microsoft.com/office/word/2012/wordml" xmlns:w16cex="http://schemas.microsoft.com/office/word/2018/wordml/cex" xmlns:w16cid="http://schemas.microsoft.com/office/word/2016/wordml/cid" xmlns:w16="http://schemas.microsoft.com/office/word/2018/wordml" xmlns:w16du="http://schemas.microsoft.com/office/word/2023/wordml/word16du" xmlns:w16sdtdh="http://schemas.microsoft.com/office/word/2020/wordml/sdtdatahash" xmlns:w16sdtfl="http://schemas.microsoft.com/office/word/2024/wordml/sdtformatlock" xmlns:w16se="http://schemas.microsoft.com/office/word/2015/wordml/symex" xmlns:wpg="http://schemas.microsoft.com/office/word/2010/wordprocessingGroup" xmlns:wpi="http://schemas.microsoft.com/office/word/2010/wordprocessingInk" xmlns:wne="http://schemas.microsoft.com/office/word/2006/wordml" xmlns:wps="http://schemas.microsoft.com/office/word/2010/wordprocessingShape" mc:Ignorable="w14 w15 w16se w16cid w16 w16cex w16sdtdh w16sdtfl w16du wp14">
+  <w:abstractNum w:abstractNumId="0" w15:restartNumberingAfterBreak="0">
+    <w:nsid w:val="3DF76FC0"/>
     <w:multiLevelType w:val="hybridMultilevel"/>
-    <w:lvl w:ilvl="0" w15:tentative="1">
+    <w:tmpl w:val="C49055AE"/>
+    <w:lvl w:ilvl="0" w:tplc="5CACAABC">
       <w:start w:val="1"/>
       <w:numFmt w:val="bullet"/>
       <w:lvlText w:val="●"/>
@@ -305,7 +517,7 @@
         <w:ind w:left="720" w:hanging="360"/>
       </w:pPr>
     </w:lvl>
-    <w:lvl w:ilvl="1" w15:tentative="1">
+    <w:lvl w:ilvl="1" w:tplc="5CB4DC3A">
       <w:start w:val="1"/>
       <w:numFmt w:val="bullet"/>
       <w:lvlText w:val="○"/>
@@ -314,7 +526,7 @@
         <w:ind w:left="1440" w:hanging="360"/>
       </w:pPr>
     </w:lvl>
-    <w:lvl w:ilvl="2" w15:tentative="1">
+    <w:lvl w:ilvl="2" w:tplc="2272CA84">
       <w:start w:val="1"/>
       <w:numFmt w:val="bullet"/>
       <w:lvlText w:val="■"/>
@@ -323,7 +535,7 @@
         <w:ind w:left="2160" w:hanging="360"/>
       </w:pPr>
     </w:lvl>
-    <w:lvl w:ilvl="3" w15:tentative="1">
+    <w:lvl w:ilvl="3" w:tplc="AB4E80A8">
       <w:start w:val="1"/>
       <w:numFmt w:val="bullet"/>
       <w:lvlText w:val="●"/>
@@ -332,7 +544,7 @@
         <w:ind w:left="2880" w:hanging="360"/>
       </w:pPr>
     </w:lvl>
-    <w:lvl w:ilvl="4" w15:tentative="1">
+    <w:lvl w:ilvl="4" w:tplc="173A7EFE">
       <w:start w:val="1"/>
       <w:numFmt w:val="bullet"/>
       <w:lvlText w:val="○"/>
@@ -341,7 +553,7 @@
         <w:ind w:left="3600" w:hanging="360"/>
       </w:pPr>
     </w:lvl>
-    <w:lvl w:ilvl="5" w15:tentative="1">
+    <w:lvl w:ilvl="5" w:tplc="40C2D9F6">
       <w:start w:val="1"/>
       <w:numFmt w:val="bullet"/>
       <w:lvlText w:val="■"/>
@@ -350,7 +562,7 @@
         <w:ind w:left="4320" w:hanging="360"/>
       </w:pPr>
     </w:lvl>
-    <w:lvl w:ilvl="6" w15:tentative="1">
+    <w:lvl w:ilvl="6" w:tplc="3D82EE02">
       <w:start w:val="1"/>
       <w:numFmt w:val="bullet"/>
       <w:lvlText w:val="●"/>
@@ -359,7 +571,7 @@
         <w:ind w:left="5040" w:hanging="360"/>
       </w:pPr>
     </w:lvl>
-    <w:lvl w:ilvl="7" w15:tentative="1">
+    <w:lvl w:ilvl="7" w:tplc="7280227E">
       <w:start w:val="1"/>
       <w:numFmt w:val="bullet"/>
       <w:lvlText w:val="●"/>
@@ -368,7 +580,7 @@
         <w:ind w:left="5760" w:hanging="360"/>
       </w:pPr>
     </w:lvl>
-    <w:lvl w:ilvl="8" w15:tentative="1">
+    <w:lvl w:ilvl="8" w:tplc="A78AFC00">
       <w:start w:val="1"/>
       <w:numFmt w:val="bullet"/>
       <w:lvlText w:val="●"/>
@@ -378,8 +590,8 @@
       </w:pPr>
     </w:lvl>
   </w:abstractNum>
-  <w:num w:numId="1">
-    <w:abstractNumId w:val="1"/>
+  <w:num w:numId="1" w16cid:durableId="891385259">
+    <w:abstractNumId w:val="0"/>
     <w:lvlOverride w:ilvl="0">
       <w:startOverride w:val="1"/>
     </w:lvlOverride>
@@ -988,5 +1200,332 @@
       <w:szCs w:val="20"/>
     </w:rPr>
   </w:style>
+  <w:style w:type="character" w:styleId="UnresolvedMention">
+    <w:name w:val="Unresolved Mention"/>
+    <w:basedOn w:val="DefaultParagraphFont"/>
+    <w:uiPriority w:val="99"/>
+    <w:semiHidden/>
+    <w:unhideWhenUsed/>
+    <w:rsid w:val="00B14D1C"/>
+    <w:rPr>
+      <w:color w:val="605E5C"/>
+      <w:shd w:val="clear" w:color="auto" w:fill="E1DFDD"/>
+    </w:rPr>
+  </w:style>
 </w:styles>
+</file>
+
+<file path=word/theme/theme1.xml><?xml version="1.0" encoding="utf-8"?>
+<a:theme xmlns:a="http://schemas.openxmlformats.org/drawingml/2006/main" name="Office Theme">
+  <a:themeElements>
+    <a:clrScheme name="Office">
+      <a:dk1>
+        <a:sysClr val="windowText" lastClr="000000"/>
+      </a:dk1>
+      <a:lt1>
+        <a:sysClr val="window" lastClr="FFFFFF"/>
+      </a:lt1>
+      <a:dk2>
+        <a:srgbClr val="0E2841"/>
+      </a:dk2>
+      <a:lt2>
+        <a:srgbClr val="E8E8E8"/>
+      </a:lt2>
+      <a:accent1>
+        <a:srgbClr val="156082"/>
+      </a:accent1>
+      <a:accent2>
+        <a:srgbClr val="E97132"/>
+      </a:accent2>
+      <a:accent3>
+        <a:srgbClr val="196B24"/>
+      </a:accent3>
+      <a:accent4>
+        <a:srgbClr val="0F9ED5"/>
+      </a:accent4>
+      <a:accent5>
+        <a:srgbClr val="A02B93"/>
+      </a:accent5>
+      <a:accent6>
+        <a:srgbClr val="4EA72E"/>
+      </a:accent6>
+      <a:hlink>
+        <a:srgbClr val="467886"/>
+      </a:hlink>
+      <a:folHlink>
+        <a:srgbClr val="96607D"/>
+      </a:folHlink>
+    </a:clrScheme>
+    <a:fontScheme name="Office">
+      <a:majorFont>
+        <a:latin typeface="Aptos Display" panose="02110004020202020204"/>
+        <a:ea typeface=""/>
+        <a:cs typeface=""/>
+        <a:font script="Jpan" typeface="游ゴシック Light"/>
+        <a:font script="Hang" typeface="맑은 고딕"/>
+        <a:font script="Hans" typeface="等线 Light"/>
+        <a:font script="Hant" typeface="新細明體"/>
+        <a:font script="Arab" typeface="Times New Roman"/>
+        <a:font script="Hebr" typeface="Times New Roman"/>
+        <a:font script="Thai" typeface="Angsana New"/>
+        <a:font script="Ethi" typeface="Nyala"/>
+        <a:font script="Beng" typeface="Vrinda"/>
+        <a:font script="Gujr" typeface="Shruti"/>
+        <a:font script="Khmr" typeface="MoolBoran"/>
+        <a:font script="Knda" typeface="Tunga"/>
+        <a:font script="Guru" typeface="Raavi"/>
+        <a:font script="Cans" typeface="Euphemia"/>
+        <a:font script="Cher" typeface="Plantagenet Cherokee"/>
+        <a:font script="Yiii" typeface="Microsoft Yi Baiti"/>
+        <a:font script="Tibt" typeface="Microsoft Himalaya"/>
+        <a:font script="Thaa" typeface="MV Boli"/>
+        <a:font script="Deva" typeface="Mangal"/>
+        <a:font script="Telu" typeface="Gautami"/>
+        <a:font script="Taml" typeface="Latha"/>
+        <a:font script="Syrc" typeface="Estrangelo Edessa"/>
+        <a:font script="Orya" typeface="Kalinga"/>
+        <a:font script="Mlym" typeface="Kartika"/>
+        <a:font script="Laoo" typeface="DokChampa"/>
+        <a:font script="Sinh" typeface="Iskoola Pota"/>
+        <a:font script="Mong" typeface="Mongolian Baiti"/>
+        <a:font script="Viet" typeface="Times New Roman"/>
+        <a:font script="Uigh" typeface="Microsoft Uighur"/>
+        <a:font script="Geor" typeface="Sylfaen"/>
+        <a:font script="Armn" typeface="Arial"/>
+        <a:font script="Bugi" typeface="Leelawadee UI"/>
+        <a:font script="Bopo" typeface="Microsoft JhengHei"/>
+        <a:font script="Java" typeface="Javanese Text"/>
+        <a:font script="Lisu" typeface="Segoe UI"/>
+        <a:font script="Mymr" typeface="Myanmar Text"/>
+        <a:font script="Nkoo" typeface="Ebrima"/>
+        <a:font script="Olck" typeface="Nirmala UI"/>
+        <a:font script="Osma" typeface="Ebrima"/>
+        <a:font script="Phag" typeface="Phagspa"/>
+        <a:font script="Syrn" typeface="Estrangelo Edessa"/>
+        <a:font script="Syrj" typeface="Estrangelo Edessa"/>
+        <a:font script="Syre" typeface="Estrangelo Edessa"/>
+        <a:font script="Sora" typeface="Nirmala UI"/>
+        <a:font script="Tale" typeface="Microsoft Tai Le"/>
+        <a:font script="Talu" typeface="Microsoft New Tai Lue"/>
+        <a:font script="Tfng" typeface="Ebrima"/>
+      </a:majorFont>
+      <a:minorFont>
+        <a:latin typeface="Aptos" panose="02110004020202020204"/>
+        <a:ea typeface=""/>
+        <a:cs typeface=""/>
+        <a:font script="Jpan" typeface="游明朝"/>
+        <a:font script="Hang" typeface="맑은 고딕"/>
+        <a:font script="Hans" typeface="等线"/>
+        <a:font script="Hant" typeface="新細明體"/>
+        <a:font script="Arab" typeface="Arial"/>
+        <a:font script="Hebr" typeface="Arial"/>
+        <a:font script="Thai" typeface="Cordia New"/>
+        <a:font script="Ethi" typeface="Nyala"/>
+        <a:font script="Beng" typeface="Vrinda"/>
+        <a:font script="Gujr" typeface="Shruti"/>
+        <a:font script="Khmr" typeface="DaunPenh"/>
+        <a:font script="Knda" typeface="Tunga"/>
+        <a:font script="Guru" typeface="Raavi"/>
+        <a:font script="Cans" typeface="Euphemia"/>
+        <a:font script="Cher" typeface="Plantagenet Cherokee"/>
+        <a:font script="Yiii" typeface="Microsoft Yi Baiti"/>
+        <a:font script="Tibt" typeface="Microsoft Himalaya"/>
+        <a:font script="Thaa" typeface="MV Boli"/>
+        <a:font script="Deva" typeface="Mangal"/>
+        <a:font script="Telu" typeface="Gautami"/>
+        <a:font script="Taml" typeface="Latha"/>
+        <a:font script="Syrc" typeface="Estrangelo Edessa"/>
+        <a:font script="Orya" typeface="Kalinga"/>
+        <a:font script="Mlym" typeface="Kartika"/>
+        <a:font script="Laoo" typeface="DokChampa"/>
+        <a:font script="Sinh" typeface="Iskoola Pota"/>
+        <a:font script="Mong" typeface="Mongolian Baiti"/>
+        <a:font script="Viet" typeface="Arial"/>
+        <a:font script="Uigh" typeface="Microsoft Uighur"/>
+        <a:font script="Geor" typeface="Sylfaen"/>
+        <a:font script="Armn" typeface="Arial"/>
+        <a:font script="Bugi" typeface="Leelawadee UI"/>
+        <a:font script="Bopo" typeface="Microsoft JhengHei"/>
+        <a:font script="Java" typeface="Javanese Text"/>
+        <a:font script="Lisu" typeface="Segoe UI"/>
+        <a:font script="Mymr" typeface="Myanmar Text"/>
+        <a:font script="Nkoo" typeface="Ebrima"/>
+        <a:font script="Olck" typeface="Nirmala UI"/>
+        <a:font script="Osma" typeface="Ebrima"/>
+        <a:font script="Phag" typeface="Phagspa"/>
+        <a:font script="Syrn" typeface="Estrangelo Edessa"/>
+        <a:font script="Syrj" typeface="Estrangelo Edessa"/>
+        <a:font script="Syre" typeface="Estrangelo Edessa"/>
+        <a:font script="Sora" typeface="Nirmala UI"/>
+        <a:font script="Tale" typeface="Microsoft Tai Le"/>
+        <a:font script="Talu" typeface="Microsoft New Tai Lue"/>
+        <a:font script="Tfng" typeface="Ebrima"/>
+      </a:minorFont>
+    </a:fontScheme>
+    <a:fmtScheme name="Office">
+      <a:fillStyleLst>
+        <a:solidFill>
+          <a:schemeClr val="phClr"/>
+        </a:solidFill>
+        <a:gradFill rotWithShape="1">
+          <a:gsLst>
+            <a:gs pos="0">
+              <a:schemeClr val="phClr">
+                <a:lumMod val="110000"/>
+                <a:satMod val="105000"/>
+                <a:tint val="67000"/>
+              </a:schemeClr>
+            </a:gs>
+            <a:gs pos="50000">
+              <a:schemeClr val="phClr">
+                <a:lumMod val="105000"/>
+                <a:satMod val="103000"/>
+                <a:tint val="73000"/>
+              </a:schemeClr>
+            </a:gs>
+            <a:gs pos="100000">
+              <a:schemeClr val="phClr">
+                <a:lumMod val="105000"/>
+                <a:satMod val="109000"/>
+                <a:tint val="81000"/>
+              </a:schemeClr>
+            </a:gs>
+          </a:gsLst>
+          <a:lin ang="5400000" scaled="0"/>
+        </a:gradFill>
+        <a:gradFill rotWithShape="1">
+          <a:gsLst>
+            <a:gs pos="0">
+              <a:schemeClr val="phClr">
+                <a:satMod val="103000"/>
+                <a:lumMod val="102000"/>
+                <a:tint val="94000"/>
+              </a:schemeClr>
+            </a:gs>
+            <a:gs pos="50000">
+              <a:schemeClr val="phClr">
+                <a:satMod val="110000"/>
+                <a:lumMod val="100000"/>
+                <a:shade val="100000"/>
+              </a:schemeClr>
+            </a:gs>
+            <a:gs pos="100000">
+              <a:schemeClr val="phClr">
+                <a:lumMod val="99000"/>
+                <a:satMod val="120000"/>
+                <a:shade val="78000"/>
+              </a:schemeClr>
+            </a:gs>
+          </a:gsLst>
+          <a:lin ang="5400000" scaled="0"/>
+        </a:gradFill>
+      </a:fillStyleLst>
+      <a:lnStyleLst>
+        <a:ln w="12700" cap="flat" cmpd="sng" algn="ctr">
+          <a:solidFill>
+            <a:schemeClr val="phClr"/>
+          </a:solidFill>
+          <a:prstDash val="solid"/>
+          <a:miter lim="800000"/>
+        </a:ln>
+        <a:ln w="19050" cap="flat" cmpd="sng" algn="ctr">
+          <a:solidFill>
+            <a:schemeClr val="phClr"/>
+          </a:solidFill>
+          <a:prstDash val="solid"/>
+          <a:miter lim="800000"/>
+        </a:ln>
+        <a:ln w="25400" cap="flat" cmpd="sng" algn="ctr">
+          <a:solidFill>
+            <a:schemeClr val="phClr"/>
+          </a:solidFill>
+          <a:prstDash val="solid"/>
+          <a:miter lim="800000"/>
+        </a:ln>
+      </a:lnStyleLst>
+      <a:effectStyleLst>
+        <a:effectStyle>
+          <a:effectLst/>
+        </a:effectStyle>
+        <a:effectStyle>
+          <a:effectLst/>
+        </a:effectStyle>
+        <a:effectStyle>
+          <a:effectLst>
+            <a:outerShdw blurRad="57150" dist="19050" dir="5400000" algn="ctr" rotWithShape="0">
+              <a:srgbClr val="000000">
+                <a:alpha val="63000"/>
+              </a:srgbClr>
+            </a:outerShdw>
+          </a:effectLst>
+        </a:effectStyle>
+      </a:effectStyleLst>
+      <a:bgFillStyleLst>
+        <a:solidFill>
+          <a:schemeClr val="phClr"/>
+        </a:solidFill>
+        <a:solidFill>
+          <a:schemeClr val="phClr">
+            <a:tint val="95000"/>
+            <a:satMod val="170000"/>
+          </a:schemeClr>
+        </a:solidFill>
+        <a:gradFill rotWithShape="1">
+          <a:gsLst>
+            <a:gs pos="0">
+              <a:schemeClr val="phClr">
+                <a:tint val="93000"/>
+                <a:satMod val="150000"/>
+                <a:shade val="98000"/>
+                <a:lumMod val="102000"/>
+              </a:schemeClr>
+            </a:gs>
+            <a:gs pos="50000">
+              <a:schemeClr val="phClr">
+                <a:tint val="98000"/>
+                <a:satMod val="130000"/>
+                <a:shade val="90000"/>
+                <a:lumMod val="103000"/>
+              </a:schemeClr>
+            </a:gs>
+            <a:gs pos="100000">
+              <a:schemeClr val="phClr">
+                <a:shade val="63000"/>
+                <a:satMod val="120000"/>
+              </a:schemeClr>
+            </a:gs>
+          </a:gsLst>
+          <a:lin ang="5400000" scaled="0"/>
+        </a:gradFill>
+      </a:bgFillStyleLst>
+    </a:fmtScheme>
+  </a:themeElements>
+  <a:objectDefaults>
+    <a:lnDef>
+      <a:spPr/>
+      <a:bodyPr/>
+      <a:lstStyle/>
+      <a:style>
+        <a:lnRef idx="2">
+          <a:schemeClr val="accent1"/>
+        </a:lnRef>
+        <a:fillRef idx="0">
+          <a:schemeClr val="accent1"/>
+        </a:fillRef>
+        <a:effectRef idx="1">
+          <a:schemeClr val="accent1"/>
+        </a:effectRef>
+        <a:fontRef idx="minor">
+          <a:schemeClr val="tx1"/>
+        </a:fontRef>
+      </a:style>
+    </a:lnDef>
+  </a:objectDefaults>
+  <a:extraClrSchemeLst/>
+  <a:extLst>
+    <a:ext uri="{05A4C25C-085E-4340-85A3-A5531E510DB2}">
+      <thm15:themeFamily xmlns:thm15="http://schemas.microsoft.com/office/thememl/2012/main" name="Office Theme" id="{2E142A2C-CD16-42D6-873A-C26D2A0506FA}" vid="{1BDDFF52-6CD6-40A5-AB3C-68EB2F1E4D0A}"/>
+    </a:ext>
+  </a:extLst>
+</a:theme>
 </file>
--- a/Assignments/Week3_Assignment.docx
+++ b/Assignments/Week3_Assignment.docx
@@ -127,27 +127,7 @@
             <w:sz w:val="20"/>
             <w:szCs w:val="20"/>
           </w:rPr>
-          <w:t xml:space="preserve">Week </w:t>
-        </w:r>
-        <w:r>
-          <w:rPr>
-            <w:rStyle w:val="Hyperlink"/>
-            <w:b w:val="0"/>
-            <w:bCs w:val="0"/>
-            <w:sz w:val="20"/>
-            <w:szCs w:val="20"/>
-          </w:rPr>
-          <w:t>3</w:t>
-        </w:r>
-        <w:r>
-          <w:rPr>
-            <w:rStyle w:val="Hyperlink"/>
-            <w:b w:val="0"/>
-            <w:bCs w:val="0"/>
-            <w:sz w:val="20"/>
-            <w:szCs w:val="20"/>
-          </w:rPr>
-          <w:t xml:space="preserve"> web application</w:t>
+          <w:t>Week 3 web application</w:t>
         </w:r>
       </w:hyperlink>
       <w:r>
@@ -158,7 +138,29 @@
           <w:sz w:val="20"/>
           <w:szCs w:val="20"/>
         </w:rPr>
-        <w:t xml:space="preserve"> and answer the following questions. Stick to 3 sentences maximum per question. Upload your completed assignment to BruinLearn as a PDF by the end of the day</w:t>
+        <w:t xml:space="preserve"> and answer the following questions. Stick to 3 sentences maximum per question. Upload your completed assignment to </w:t>
+      </w:r>
+      <w:proofErr w:type="spellStart"/>
+      <w:r>
+        <w:rPr>
+          <w:b w:val="0"/>
+          <w:bCs w:val="0"/>
+          <w:color w:val="000000" w:themeColor="text1"/>
+          <w:sz w:val="20"/>
+          <w:szCs w:val="20"/>
+        </w:rPr>
+        <w:t>BruinLearn</w:t>
+      </w:r>
+      <w:proofErr w:type="spellEnd"/>
+      <w:r>
+        <w:rPr>
+          <w:b w:val="0"/>
+          <w:bCs w:val="0"/>
+          <w:color w:val="000000" w:themeColor="text1"/>
+          <w:sz w:val="20"/>
+          <w:szCs w:val="20"/>
+        </w:rPr>
+        <w:t xml:space="preserve"> as a PDF by the end of the day</w:t>
       </w:r>
       <w:r>
         <w:rPr>

--- a/Assignments/Week3_Assignment.docx
+++ b/Assignments/Week3_Assignment.docx
@@ -51,12 +51,6 @@
         </w:rPr>
         <w:br/>
         <w:t>Dynamic Pricing</w:t>
-      </w:r>
-      <w:r>
-        <w:rPr>
-          <w:sz w:val="32"/>
-          <w:szCs w:val="32"/>
-        </w:rPr>
         <w:br/>
       </w:r>
       <w:r>
@@ -69,19 +63,7 @@
           <w:sz w:val="24"/>
           <w:szCs w:val="24"/>
         </w:rPr>
-        <w:t xml:space="preserve">Airline </w:t>
-      </w:r>
-      <w:r>
-        <w:rPr>
-          <w:b w:val="0"/>
-          <w:bCs w:val="0"/>
-          <w:i/>
-          <w:iCs/>
-          <w:color w:val="000000" w:themeColor="text1"/>
-          <w:sz w:val="24"/>
-          <w:szCs w:val="24"/>
-        </w:rPr>
-        <w:t>Revenue Management</w:t>
+        <w:t>Airline Revenue Management</w:t>
       </w:r>
     </w:p>
     <w:p>
@@ -138,9 +120,16 @@
           <w:sz w:val="20"/>
           <w:szCs w:val="20"/>
         </w:rPr>
-        <w:t xml:space="preserve"> and answer the following questions. Stick to 3 sentences maximum per question. Upload your completed assignment to </w:t>
-      </w:r>
-      <w:proofErr w:type="spellStart"/>
+        <w:t xml:space="preserve"> and answer the following questions. Stick to 3 sentences maximum per question. Upload your completed assignment to BruinLearn as a PDF by the end of the day </w:t>
+      </w:r>
+      <w:r>
+        <w:rPr>
+          <w:color w:val="000000" w:themeColor="text1"/>
+          <w:sz w:val="20"/>
+          <w:szCs w:val="20"/>
+        </w:rPr>
+        <w:t>this Friday</w:t>
+      </w:r>
       <w:r>
         <w:rPr>
           <w:b w:val="0"/>
@@ -149,10 +138,30 @@
           <w:sz w:val="20"/>
           <w:szCs w:val="20"/>
         </w:rPr>
-        <w:t>BruinLearn</w:t>
-      </w:r>
-      <w:proofErr w:type="spellEnd"/>
-      <w:r>
+        <w:t xml:space="preserve"> (11:59pm PT).</w:t>
+      </w:r>
+    </w:p>
+    <w:p>
+      <w:pPr>
+        <w:spacing w:after="0"/>
+        <w:rPr>
+          <w:sz w:val="22"/>
+          <w:szCs w:val="22"/>
+        </w:rPr>
+      </w:pPr>
+    </w:p>
+    <w:p>
+      <w:pPr>
+        <w:spacing w:after="0"/>
+        <w:rPr>
+          <w:sz w:val="20"/>
+          <w:szCs w:val="20"/>
+        </w:rPr>
+      </w:pPr>
+    </w:p>
+    <w:p>
+      <w:pPr>
+        <w:pStyle w:val="Heading3"/>
         <w:rPr>
           <w:b w:val="0"/>
           <w:bCs w:val="0"/>
@@ -160,7 +169,13 @@
           <w:sz w:val="20"/>
           <w:szCs w:val="20"/>
         </w:rPr>
-        <w:t xml:space="preserve"> as a PDF by the end of the day</w:t>
+      </w:pPr>
+      <w:r>
+        <w:rPr>
+          <w:sz w:val="20"/>
+          <w:szCs w:val="20"/>
+        </w:rPr>
+        <w:t xml:space="preserve">Question 1. </w:t>
       </w:r>
       <w:r>
         <w:rPr>
@@ -170,17 +185,52 @@
           <w:sz w:val="20"/>
           <w:szCs w:val="20"/>
         </w:rPr>
-        <w:t xml:space="preserve"> </w:t>
-      </w:r>
-      <w:r>
-        <w:rPr>
-          <w:color w:val="000000" w:themeColor="text1"/>
-          <w:sz w:val="20"/>
-          <w:szCs w:val="20"/>
-        </w:rPr>
-        <w:t>this Friday</w:t>
-      </w:r>
-      <w:r>
+        <w:t>Experiment with the static price slider to find the price that maximizes average revenue over 20 flights. Report your best price and average revenue. Then reset and run the Bandit (Thompson Sampling) policy for 20 flights. How does the bandit compare, and why is finding the optimal static price difficult?</w:t>
+      </w:r>
+    </w:p>
+    <w:p>
+      <w:pPr>
+        <w:rPr>
+          <w:sz w:val="20"/>
+          <w:szCs w:val="20"/>
+        </w:rPr>
+      </w:pPr>
+    </w:p>
+    <w:p>
+      <w:pPr>
+        <w:rPr>
+          <w:sz w:val="20"/>
+          <w:szCs w:val="20"/>
+        </w:rPr>
+      </w:pPr>
+    </w:p>
+    <w:p>
+      <w:pPr>
+        <w:rPr>
+          <w:sz w:val="20"/>
+          <w:szCs w:val="20"/>
+        </w:rPr>
+      </w:pPr>
+    </w:p>
+    <w:p>
+      <w:pPr>
+        <w:rPr>
+          <w:sz w:val="20"/>
+          <w:szCs w:val="20"/>
+        </w:rPr>
+      </w:pPr>
+    </w:p>
+    <w:p>
+      <w:pPr>
+        <w:rPr>
+          <w:sz w:val="20"/>
+          <w:szCs w:val="20"/>
+        </w:rPr>
+      </w:pPr>
+    </w:p>
+    <w:p>
+      <w:pPr>
+        <w:pStyle w:val="Heading3"/>
         <w:rPr>
           <w:b w:val="0"/>
           <w:bCs w:val="0"/>
@@ -188,30 +238,15 @@
           <w:sz w:val="20"/>
           <w:szCs w:val="20"/>
         </w:rPr>
-        <w:t xml:space="preserve"> (11:59pm PT).</w:t>
-      </w:r>
-    </w:p>
-    <w:p>
-      <w:pPr>
-        <w:spacing w:after="0"/>
-        <w:rPr>
-          <w:sz w:val="22"/>
-          <w:szCs w:val="22"/>
-        </w:rPr>
-      </w:pPr>
-    </w:p>
-    <w:p>
-      <w:pPr>
-        <w:spacing w:after="0"/>
-        <w:rPr>
-          <w:sz w:val="20"/>
-          <w:szCs w:val="20"/>
-        </w:rPr>
-      </w:pPr>
-    </w:p>
-    <w:p>
-      <w:pPr>
-        <w:pStyle w:val="Heading3"/>
+      </w:pPr>
+      <w:r>
+        <w:rPr>
+          <w:sz w:val="20"/>
+          <w:szCs w:val="20"/>
+        </w:rPr>
+        <w:t xml:space="preserve">Question 2. </w:t>
+      </w:r>
+      <w:r>
         <w:rPr>
           <w:b w:val="0"/>
           <w:bCs w:val="0"/>
@@ -219,15 +254,84 @@
           <w:sz w:val="20"/>
           <w:szCs w:val="20"/>
         </w:rPr>
-      </w:pPr>
-      <w:r>
-        <w:rPr>
-          <w:sz w:val="20"/>
-          <w:szCs w:val="20"/>
-        </w:rPr>
-        <w:t xml:space="preserve">Question 1. </w:t>
-      </w:r>
-      <w:r>
+        <w:t>Run the Bandit for 20 flights, then reset and run Q-Learning (default parameters) for 20 flights. Compare the last-5-flight average revenue. The bandit picks one price per flight; Q-Learning observes seat inventory and days remaining. How does this extra context help Q-Learning price differently?</w:t>
+      </w:r>
+    </w:p>
+    <w:p>
+      <w:pPr>
+        <w:rPr>
+          <w:sz w:val="20"/>
+          <w:szCs w:val="20"/>
+        </w:rPr>
+      </w:pPr>
+    </w:p>
+    <w:p>
+      <w:pPr>
+        <w:rPr>
+          <w:sz w:val="20"/>
+          <w:szCs w:val="20"/>
+        </w:rPr>
+      </w:pPr>
+    </w:p>
+    <w:p>
+      <w:pPr>
+        <w:rPr>
+          <w:sz w:val="20"/>
+          <w:szCs w:val="20"/>
+        </w:rPr>
+      </w:pPr>
+    </w:p>
+    <w:p>
+      <w:pPr>
+        <w:rPr>
+          <w:sz w:val="20"/>
+          <w:szCs w:val="20"/>
+        </w:rPr>
+      </w:pPr>
+    </w:p>
+    <w:p>
+      <w:pPr>
+        <w:rPr>
+          <w:sz w:val="20"/>
+          <w:szCs w:val="20"/>
+        </w:rPr>
+      </w:pPr>
+    </w:p>
+    <w:p>
+      <w:pPr>
+        <w:rPr>
+          <w:sz w:val="20"/>
+          <w:szCs w:val="20"/>
+        </w:rPr>
+      </w:pPr>
+    </w:p>
+    <w:p>
+      <w:pPr>
+        <w:rPr>
+          <w:sz w:val="20"/>
+          <w:szCs w:val="20"/>
+        </w:rPr>
+      </w:pPr>
+    </w:p>
+    <w:p>
+      <w:pPr>
+        <w:rPr>
+          <w:sz w:val="20"/>
+          <w:szCs w:val="20"/>
+        </w:rPr>
+      </w:pPr>
+    </w:p>
+    <w:p>
+      <w:pPr>
+        <w:rPr>
+          <w:sz w:val="20"/>
+          <w:szCs w:val="20"/>
+        </w:rPr>
+      </w:pPr>
+    </w:p>
+    <w:p>
+      <w:pPr>
+        <w:pStyle w:val="Heading3"/>
         <w:rPr>
           <w:b w:val="0"/>
           <w:bCs w:val="0"/>
@@ -235,52 +339,16 @@
           <w:sz w:val="20"/>
           <w:szCs w:val="20"/>
         </w:rPr>
-        <w:t>Run the Q-Learning pricing algorithm for 100 episodes and record the final average reward. Then run Thompson Sampling for 100 episodes. Which algorithm converges faster, and what does this tell you about exploration vs. exploitation tradeoffs?</w:t>
-      </w:r>
-    </w:p>
-    <w:p>
-      <w:pPr>
-        <w:rPr>
-          <w:sz w:val="20"/>
-          <w:szCs w:val="20"/>
-        </w:rPr>
-      </w:pPr>
-    </w:p>
-    <w:p>
-      <w:pPr>
-        <w:rPr>
-          <w:sz w:val="20"/>
-          <w:szCs w:val="20"/>
-        </w:rPr>
-      </w:pPr>
-    </w:p>
-    <w:p>
-      <w:pPr>
-        <w:rPr>
-          <w:sz w:val="20"/>
-          <w:szCs w:val="20"/>
-        </w:rPr>
-      </w:pPr>
-    </w:p>
-    <w:p>
-      <w:pPr>
-        <w:rPr>
-          <w:sz w:val="20"/>
-          <w:szCs w:val="20"/>
-        </w:rPr>
-      </w:pPr>
-    </w:p>
-    <w:p>
-      <w:pPr>
-        <w:rPr>
-          <w:sz w:val="20"/>
-          <w:szCs w:val="20"/>
-        </w:rPr>
-      </w:pPr>
-    </w:p>
-    <w:p>
-      <w:pPr>
-        <w:pStyle w:val="Heading3"/>
+      </w:pPr>
+      <w:r>
+        <w:rPr>
+          <w:sz w:val="20"/>
+          <w:szCs w:val="20"/>
+        </w:rPr>
+        <w:lastRenderedPageBreak/>
+        <w:t xml:space="preserve">Question 3. </w:t>
+      </w:r>
+      <w:r>
         <w:rPr>
           <w:b w:val="0"/>
           <w:bCs w:val="0"/>
@@ -288,15 +356,68 @@
           <w:sz w:val="20"/>
           <w:szCs w:val="20"/>
         </w:rPr>
-      </w:pPr>
-      <w:r>
-        <w:rPr>
-          <w:sz w:val="20"/>
-          <w:szCs w:val="20"/>
-        </w:rPr>
-        <w:t xml:space="preserve">Question 2. </w:t>
-      </w:r>
-      <w:r>
+        <w:t>After running Q-Learning for 20 flights, examine the Q-Table (best price per state). Describe the pattern: does the agent charge more when seats are scarce, when departure is near, or both? Why does this make intuitive sense for an airline?</w:t>
+      </w:r>
+    </w:p>
+    <w:p>
+      <w:pPr>
+        <w:rPr>
+          <w:sz w:val="20"/>
+          <w:szCs w:val="20"/>
+        </w:rPr>
+      </w:pPr>
+    </w:p>
+    <w:p>
+      <w:pPr>
+        <w:rPr>
+          <w:sz w:val="20"/>
+          <w:szCs w:val="20"/>
+        </w:rPr>
+      </w:pPr>
+    </w:p>
+    <w:p>
+      <w:pPr>
+        <w:rPr>
+          <w:sz w:val="20"/>
+          <w:szCs w:val="20"/>
+        </w:rPr>
+      </w:pPr>
+    </w:p>
+    <w:p>
+      <w:pPr>
+        <w:rPr>
+          <w:sz w:val="20"/>
+          <w:szCs w:val="20"/>
+        </w:rPr>
+      </w:pPr>
+    </w:p>
+    <w:p>
+      <w:pPr>
+        <w:rPr>
+          <w:sz w:val="20"/>
+          <w:szCs w:val="20"/>
+        </w:rPr>
+      </w:pPr>
+    </w:p>
+    <w:p>
+      <w:pPr>
+        <w:rPr>
+          <w:sz w:val="20"/>
+          <w:szCs w:val="20"/>
+        </w:rPr>
+      </w:pPr>
+    </w:p>
+    <w:p>
+      <w:pPr>
+        <w:rPr>
+          <w:sz w:val="20"/>
+          <w:szCs w:val="20"/>
+        </w:rPr>
+      </w:pPr>
+    </w:p>
+    <w:p>
+      <w:pPr>
+        <w:pStyle w:val="Heading3"/>
         <w:rPr>
           <w:b w:val="0"/>
           <w:bCs w:val="0"/>
@@ -304,84 +425,15 @@
           <w:sz w:val="20"/>
           <w:szCs w:val="20"/>
         </w:rPr>
-        <w:t>Set the exploration rate (epsilon) to 0.1, run the simulation, and note total revenue. Then set epsilon to 0.5 and run again. Report the total revenue for each. How does exploration rate affect revenue, and why?</w:t>
-      </w:r>
-    </w:p>
-    <w:p>
-      <w:pPr>
-        <w:rPr>
-          <w:sz w:val="20"/>
-          <w:szCs w:val="20"/>
-        </w:rPr>
-      </w:pPr>
-    </w:p>
-    <w:p>
-      <w:pPr>
-        <w:rPr>
-          <w:sz w:val="20"/>
-          <w:szCs w:val="20"/>
-        </w:rPr>
-      </w:pPr>
-    </w:p>
-    <w:p>
-      <w:pPr>
-        <w:rPr>
-          <w:sz w:val="20"/>
-          <w:szCs w:val="20"/>
-        </w:rPr>
-      </w:pPr>
-    </w:p>
-    <w:p>
-      <w:pPr>
-        <w:rPr>
-          <w:sz w:val="20"/>
-          <w:szCs w:val="20"/>
-        </w:rPr>
-      </w:pPr>
-    </w:p>
-    <w:p>
-      <w:pPr>
-        <w:rPr>
-          <w:sz w:val="20"/>
-          <w:szCs w:val="20"/>
-        </w:rPr>
-      </w:pPr>
-    </w:p>
-    <w:p>
-      <w:pPr>
-        <w:rPr>
-          <w:sz w:val="20"/>
-          <w:szCs w:val="20"/>
-        </w:rPr>
-      </w:pPr>
-    </w:p>
-    <w:p>
-      <w:pPr>
-        <w:rPr>
-          <w:sz w:val="20"/>
-          <w:szCs w:val="20"/>
-        </w:rPr>
-      </w:pPr>
-    </w:p>
-    <w:p>
-      <w:pPr>
-        <w:rPr>
-          <w:sz w:val="20"/>
-          <w:szCs w:val="20"/>
-        </w:rPr>
-      </w:pPr>
-    </w:p>
-    <w:p>
-      <w:pPr>
-        <w:rPr>
-          <w:sz w:val="20"/>
-          <w:szCs w:val="20"/>
-        </w:rPr>
-      </w:pPr>
-    </w:p>
-    <w:p>
-      <w:pPr>
-        <w:pStyle w:val="Heading3"/>
+      </w:pPr>
+      <w:r>
+        <w:rPr>
+          <w:sz w:val="20"/>
+          <w:szCs w:val="20"/>
+        </w:rPr>
+        <w:t xml:space="preserve">Question 4. </w:t>
+      </w:r>
+      <w:r>
         <w:rPr>
           <w:b w:val="0"/>
           <w:bCs w:val="0"/>
@@ -389,109 +441,7 @@
           <w:sz w:val="20"/>
           <w:szCs w:val="20"/>
         </w:rPr>
-      </w:pPr>
-      <w:r>
-        <w:rPr>
-          <w:sz w:val="20"/>
-          <w:szCs w:val="20"/>
-        </w:rPr>
-        <w:lastRenderedPageBreak/>
-        <w:t xml:space="preserve">Question 3. </w:t>
-      </w:r>
-      <w:r>
-        <w:rPr>
-          <w:b w:val="0"/>
-          <w:bCs w:val="0"/>
-          <w:color w:val="000000" w:themeColor="text1"/>
-          <w:sz w:val="20"/>
-          <w:szCs w:val="20"/>
-        </w:rPr>
-        <w:t>Observe the pricing decisions over time for a single route. Does the algorithm learn to charge higher prices during high-demand periods? Describe the pattern you observe and explain how the algorithm adapts to demand signals.</w:t>
-      </w:r>
-    </w:p>
-    <w:p>
-      <w:pPr>
-        <w:rPr>
-          <w:sz w:val="20"/>
-          <w:szCs w:val="20"/>
-        </w:rPr>
-      </w:pPr>
-    </w:p>
-    <w:p>
-      <w:pPr>
-        <w:rPr>
-          <w:sz w:val="20"/>
-          <w:szCs w:val="20"/>
-        </w:rPr>
-      </w:pPr>
-    </w:p>
-    <w:p>
-      <w:pPr>
-        <w:rPr>
-          <w:sz w:val="20"/>
-          <w:szCs w:val="20"/>
-        </w:rPr>
-      </w:pPr>
-    </w:p>
-    <w:p>
-      <w:pPr>
-        <w:rPr>
-          <w:sz w:val="20"/>
-          <w:szCs w:val="20"/>
-        </w:rPr>
-      </w:pPr>
-    </w:p>
-    <w:p>
-      <w:pPr>
-        <w:rPr>
-          <w:sz w:val="20"/>
-          <w:szCs w:val="20"/>
-        </w:rPr>
-      </w:pPr>
-    </w:p>
-    <w:p>
-      <w:pPr>
-        <w:rPr>
-          <w:sz w:val="20"/>
-          <w:szCs w:val="20"/>
-        </w:rPr>
-      </w:pPr>
-    </w:p>
-    <w:p>
-      <w:pPr>
-        <w:rPr>
-          <w:sz w:val="20"/>
-          <w:szCs w:val="20"/>
-        </w:rPr>
-      </w:pPr>
-    </w:p>
-    <w:p>
-      <w:pPr>
-        <w:pStyle w:val="Heading3"/>
-        <w:rPr>
-          <w:b w:val="0"/>
-          <w:bCs w:val="0"/>
-          <w:color w:val="000000" w:themeColor="text1"/>
-          <w:sz w:val="20"/>
-          <w:szCs w:val="20"/>
-        </w:rPr>
-      </w:pPr>
-      <w:r>
-        <w:rPr>
-          <w:sz w:val="20"/>
-          <w:szCs w:val="20"/>
-        </w:rPr>
-        <w:t xml:space="preserve">Question 4. </w:t>
-      </w:r>
-      <w:r>
-        <w:rPr>
-          <w:b w:val="0"/>
-          <w:bCs w:val="0"/>
-          <w:color w:val="000000" w:themeColor="text1"/>
-          <w:sz w:val="20"/>
-          <w:szCs w:val="20"/>
-        </w:rPr>
-        <w:t>Compare the performance of the dynamic pricing algorithm against a fixed-price baseline. Report the revenue difference. What strategic advantage does dynamic pricing provide in this airline scenario?</w:t>
+        <w:t>An airline executive wants to deploy Q-Learning pricing across all routes. Give two advantages over fixed pricing and two risks of real-world deployment (e.g., unseen routes, customer trust, competition).</w:t>
       </w:r>
     </w:p>
     <w:sectPr>

--- a/Assignments/Week3_Assignment.docx
+++ b/Assignments/Week3_Assignment.docx
@@ -51,6 +51,12 @@
         </w:rPr>
         <w:br/>
         <w:t>Dynamic Pricing</w:t>
+      </w:r>
+      <w:r>
+        <w:rPr>
+          <w:sz w:val="32"/>
+          <w:szCs w:val="32"/>
+        </w:rPr>
         <w:br/>
       </w:r>
       <w:r>
@@ -185,7 +191,27 @@
           <w:sz w:val="20"/>
           <w:szCs w:val="20"/>
         </w:rPr>
-        <w:t>Experiment with the static price slider to find the price that maximizes average revenue over 20 flights. Report your best price and average revenue. Then reset and run the Bandit (Thompson Sampling) policy for 20 flights. How does the bandit compare, and why is finding the optimal static price difficult?</w:t>
+        <w:t>Experiment with the static price slider to find the price that maximizes average revenue over 20 flights</w:t>
+      </w:r>
+      <w:r>
+        <w:rPr>
+          <w:b w:val="0"/>
+          <w:bCs w:val="0"/>
+          <w:color w:val="000000" w:themeColor="text1"/>
+          <w:sz w:val="20"/>
+          <w:szCs w:val="20"/>
+        </w:rPr>
+        <w:t xml:space="preserve"> (Note: Increase the speed to 50x to run it faster)</w:t>
+      </w:r>
+      <w:r>
+        <w:rPr>
+          <w:b w:val="0"/>
+          <w:bCs w:val="0"/>
+          <w:color w:val="000000" w:themeColor="text1"/>
+          <w:sz w:val="20"/>
+          <w:szCs w:val="20"/>
+        </w:rPr>
+        <w:t>. Report your best price and average revenue. Then reset and run the Bandit (Thompson Sampling) policy for 20 flights. How does the bandit compare, and why is finding the optimal static price difficult?</w:t>
       </w:r>
     </w:p>
     <w:p>
@@ -1164,6 +1190,18 @@
       <w:shd w:val="clear" w:color="auto" w:fill="E1DFDD"/>
     </w:rPr>
   </w:style>
+  <w:style w:type="character" w:styleId="FollowedHyperlink">
+    <w:name w:val="FollowedHyperlink"/>
+    <w:basedOn w:val="DefaultParagraphFont"/>
+    <w:uiPriority w:val="99"/>
+    <w:semiHidden/>
+    <w:unhideWhenUsed/>
+    <w:rsid w:val="00EA77CF"/>
+    <w:rPr>
+      <w:color w:val="96607D" w:themeColor="followedHyperlink"/>
+      <w:u w:val="single"/>
+    </w:rPr>
+  </w:style>
 </w:styles>
 </file>
 

--- a/Assignments/Week3_Assignment.docx
+++ b/Assignments/Week3_Assignment.docx
@@ -151,15 +151,6 @@
       <w:pPr>
         <w:spacing w:after="0"/>
         <w:rPr>
-          <w:sz w:val="22"/>
-          <w:szCs w:val="22"/>
-        </w:rPr>
-      </w:pPr>
-    </w:p>
-    <w:p>
-      <w:pPr>
-        <w:spacing w:after="0"/>
-        <w:rPr>
           <w:sz w:val="20"/>
           <w:szCs w:val="20"/>
         </w:rPr>
@@ -201,17 +192,97 @@
           <w:sz w:val="20"/>
           <w:szCs w:val="20"/>
         </w:rPr>
-        <w:t xml:space="preserve"> (Note: Increase the speed to 50x to run it faster)</w:t>
-      </w:r>
-      <w:r>
-        <w:rPr>
-          <w:b w:val="0"/>
-          <w:bCs w:val="0"/>
-          <w:color w:val="000000" w:themeColor="text1"/>
-          <w:sz w:val="20"/>
-          <w:szCs w:val="20"/>
-        </w:rPr>
-        <w:t>. Report your best price and average revenue. Then reset and run the Bandit (Thompson Sampling) policy for 20 flights. How does the bandit compare, and why is finding the optimal static price difficult?</w:t>
+        <w:t xml:space="preserve"> (Note: Increase the speed to 50x to run </w:t>
+      </w:r>
+      <w:r>
+        <w:rPr>
+          <w:b w:val="0"/>
+          <w:bCs w:val="0"/>
+          <w:color w:val="000000" w:themeColor="text1"/>
+          <w:sz w:val="20"/>
+          <w:szCs w:val="20"/>
+        </w:rPr>
+        <w:t>the simulation</w:t>
+      </w:r>
+      <w:r>
+        <w:rPr>
+          <w:b w:val="0"/>
+          <w:bCs w:val="0"/>
+          <w:color w:val="000000" w:themeColor="text1"/>
+          <w:sz w:val="20"/>
+          <w:szCs w:val="20"/>
+        </w:rPr>
+        <w:t xml:space="preserve"> faster)</w:t>
+      </w:r>
+      <w:r>
+        <w:rPr>
+          <w:b w:val="0"/>
+          <w:bCs w:val="0"/>
+          <w:color w:val="000000" w:themeColor="text1"/>
+          <w:sz w:val="20"/>
+          <w:szCs w:val="20"/>
+        </w:rPr>
+        <w:t xml:space="preserve">. Report your best price and average revenue. Then </w:t>
+      </w:r>
+      <w:r>
+        <w:rPr>
+          <w:b w:val="0"/>
+          <w:bCs w:val="0"/>
+          <w:color w:val="000000" w:themeColor="text1"/>
+          <w:sz w:val="20"/>
+          <w:szCs w:val="20"/>
+        </w:rPr>
+        <w:t xml:space="preserve">hit </w:t>
+      </w:r>
+      <w:r>
+        <w:rPr>
+          <w:b w:val="0"/>
+          <w:bCs w:val="0"/>
+          <w:color w:val="000000" w:themeColor="text1"/>
+          <w:sz w:val="20"/>
+          <w:szCs w:val="20"/>
+        </w:rPr>
+        <w:t>reset and run the Bandit (Thompson Sampling) policy for 20 flights. How does the bandit compare, and wh</w:t>
+      </w:r>
+      <w:r>
+        <w:rPr>
+          <w:b w:val="0"/>
+          <w:bCs w:val="0"/>
+          <w:color w:val="000000" w:themeColor="text1"/>
+          <w:sz w:val="20"/>
+          <w:szCs w:val="20"/>
+        </w:rPr>
+        <w:t>at are the advantages of the bandit approach over finding the optimal static pric</w:t>
+      </w:r>
+      <w:r>
+        <w:rPr>
+          <w:b w:val="0"/>
+          <w:bCs w:val="0"/>
+          <w:color w:val="000000" w:themeColor="text1"/>
+          <w:sz w:val="20"/>
+          <w:szCs w:val="20"/>
+        </w:rPr>
+        <w:t>e</w:t>
+      </w:r>
+      <w:r>
+        <w:rPr>
+          <w:b w:val="0"/>
+          <w:bCs w:val="0"/>
+          <w:color w:val="000000" w:themeColor="text1"/>
+          <w:sz w:val="20"/>
+          <w:szCs w:val="20"/>
+        </w:rPr>
+        <w:t xml:space="preserve"> manually</w:t>
+      </w:r>
+      <w:r>
+        <w:rPr>
+          <w:b w:val="0"/>
+          <w:bCs w:val="0"/>
+          <w:color w:val="000000" w:themeColor="text1"/>
+          <w:sz w:val="20"/>
+          <w:szCs w:val="20"/>
+        </w:rPr>
+        <w:t>?</w:t>
       </w:r>
     </w:p>
     <w:p>

--- a/Assignments/Week3_Assignment.docx
+++ b/Assignments/Week3_Assignment.docx
@@ -182,7 +182,27 @@
           <w:sz w:val="20"/>
           <w:szCs w:val="20"/>
         </w:rPr>
-        <w:t>Experiment with the static price slider to find the price that maximizes average revenue over 20 flights</w:t>
+        <w:t xml:space="preserve">Experiment with the static price slider to find the price that maximizes average revenue over </w:t>
+      </w:r>
+      <w:r>
+        <w:rPr>
+          <w:b w:val="0"/>
+          <w:bCs w:val="0"/>
+          <w:color w:val="000000" w:themeColor="text1"/>
+          <w:sz w:val="20"/>
+          <w:szCs w:val="20"/>
+        </w:rPr>
+        <w:t>10</w:t>
+      </w:r>
+      <w:r>
+        <w:rPr>
+          <w:b w:val="0"/>
+          <w:bCs w:val="0"/>
+          <w:color w:val="000000" w:themeColor="text1"/>
+          <w:sz w:val="20"/>
+          <w:szCs w:val="20"/>
+        </w:rPr>
+        <w:t>0 flights</w:t>
       </w:r>
       <w:r>
         <w:rPr>
@@ -222,27 +242,398 @@
           <w:sz w:val="20"/>
           <w:szCs w:val="20"/>
         </w:rPr>
-        <w:t xml:space="preserve">. Report your best price and average revenue. Then </w:t>
-      </w:r>
-      <w:r>
-        <w:rPr>
-          <w:b w:val="0"/>
-          <w:bCs w:val="0"/>
-          <w:color w:val="000000" w:themeColor="text1"/>
-          <w:sz w:val="20"/>
-          <w:szCs w:val="20"/>
-        </w:rPr>
-        <w:t xml:space="preserve">hit </w:t>
-      </w:r>
-      <w:r>
-        <w:rPr>
-          <w:b w:val="0"/>
-          <w:bCs w:val="0"/>
-          <w:color w:val="000000" w:themeColor="text1"/>
-          <w:sz w:val="20"/>
-          <w:szCs w:val="20"/>
-        </w:rPr>
-        <w:t>reset and run the Bandit (Thompson Sampling) policy for 20 flights. How does the bandit compare, and wh</w:t>
+        <w:t>.</w:t>
+      </w:r>
+      <w:r>
+        <w:rPr>
+          <w:b w:val="0"/>
+          <w:bCs w:val="0"/>
+          <w:color w:val="000000" w:themeColor="text1"/>
+          <w:sz w:val="20"/>
+          <w:szCs w:val="20"/>
+        </w:rPr>
+        <w:t xml:space="preserve"> Report how many simulations you ran to find the (roughly) optimal price, what your optimal price is, and the average revenue per flight.</w:t>
+      </w:r>
+    </w:p>
+    <w:p>
+      <w:pPr>
+        <w:pStyle w:val="Heading3"/>
+        <w:rPr>
+          <w:b w:val="0"/>
+          <w:bCs w:val="0"/>
+          <w:color w:val="000000" w:themeColor="text1"/>
+          <w:sz w:val="20"/>
+          <w:szCs w:val="20"/>
+        </w:rPr>
+      </w:pPr>
+    </w:p>
+    <w:p>
+      <w:pPr>
+        <w:pStyle w:val="Heading3"/>
+        <w:rPr>
+          <w:b w:val="0"/>
+          <w:bCs w:val="0"/>
+          <w:color w:val="000000" w:themeColor="text1"/>
+          <w:sz w:val="20"/>
+          <w:szCs w:val="20"/>
+        </w:rPr>
+      </w:pPr>
+    </w:p>
+    <w:p>
+      <w:pPr>
+        <w:pStyle w:val="Heading3"/>
+        <w:rPr>
+          <w:b w:val="0"/>
+          <w:bCs w:val="0"/>
+          <w:color w:val="000000" w:themeColor="text1"/>
+          <w:sz w:val="20"/>
+          <w:szCs w:val="20"/>
+        </w:rPr>
+      </w:pPr>
+    </w:p>
+    <w:p/>
+    <w:p/>
+    <w:p>
+      <w:pPr>
+        <w:pStyle w:val="Heading3"/>
+        <w:rPr>
+          <w:b w:val="0"/>
+          <w:bCs w:val="0"/>
+          <w:color w:val="000000" w:themeColor="text1"/>
+          <w:sz w:val="20"/>
+          <w:szCs w:val="20"/>
+        </w:rPr>
+      </w:pPr>
+      <w:r>
+        <w:rPr>
+          <w:sz w:val="20"/>
+          <w:szCs w:val="20"/>
+        </w:rPr>
+        <w:t xml:space="preserve">Question </w:t>
+      </w:r>
+      <w:r>
+        <w:rPr>
+          <w:sz w:val="20"/>
+          <w:szCs w:val="20"/>
+        </w:rPr>
+        <w:t>2</w:t>
+      </w:r>
+      <w:r>
+        <w:rPr>
+          <w:sz w:val="20"/>
+          <w:szCs w:val="20"/>
+        </w:rPr>
+        <w:t xml:space="preserve">. </w:t>
+      </w:r>
+      <w:r>
+        <w:rPr>
+          <w:b w:val="0"/>
+          <w:bCs w:val="0"/>
+          <w:color w:val="000000" w:themeColor="text1"/>
+          <w:sz w:val="20"/>
+          <w:szCs w:val="20"/>
+        </w:rPr>
+        <w:t>Now hit reset and</w:t>
+      </w:r>
+      <w:r>
+        <w:rPr>
+          <w:b w:val="0"/>
+          <w:bCs w:val="0"/>
+          <w:color w:val="000000" w:themeColor="text1"/>
+          <w:sz w:val="20"/>
+          <w:szCs w:val="20"/>
+        </w:rPr>
+        <w:t xml:space="preserve"> run the Bandit (Thompson Sampling) policy for </w:t>
+      </w:r>
+      <w:r>
+        <w:rPr>
+          <w:b w:val="0"/>
+          <w:bCs w:val="0"/>
+          <w:color w:val="000000" w:themeColor="text1"/>
+          <w:sz w:val="20"/>
+          <w:szCs w:val="20"/>
+        </w:rPr>
+        <w:t>10</w:t>
+      </w:r>
+      <w:r>
+        <w:rPr>
+          <w:b w:val="0"/>
+          <w:bCs w:val="0"/>
+          <w:color w:val="000000" w:themeColor="text1"/>
+          <w:sz w:val="20"/>
+          <w:szCs w:val="20"/>
+        </w:rPr>
+        <w:t xml:space="preserve">0 flights. </w:t>
+      </w:r>
+      <w:r>
+        <w:rPr>
+          <w:b w:val="0"/>
+          <w:bCs w:val="0"/>
+          <w:color w:val="000000" w:themeColor="text1"/>
+          <w:sz w:val="20"/>
+          <w:szCs w:val="20"/>
+        </w:rPr>
+        <w:t>The bandit considers the following price arms: $</w:t>
+      </w:r>
+      <w:r>
+        <w:rPr>
+          <w:b w:val="0"/>
+          <w:bCs w:val="0"/>
+          <w:color w:val="000000" w:themeColor="text1"/>
+          <w:sz w:val="20"/>
+          <w:szCs w:val="20"/>
+        </w:rPr>
+        <w:t xml:space="preserve">199, </w:t>
+      </w:r>
+      <w:r>
+        <w:rPr>
+          <w:b w:val="0"/>
+          <w:bCs w:val="0"/>
+          <w:color w:val="000000" w:themeColor="text1"/>
+          <w:sz w:val="20"/>
+          <w:szCs w:val="20"/>
+        </w:rPr>
+        <w:t>$</w:t>
+      </w:r>
+      <w:r>
+        <w:rPr>
+          <w:b w:val="0"/>
+          <w:bCs w:val="0"/>
+          <w:color w:val="000000" w:themeColor="text1"/>
+          <w:sz w:val="20"/>
+          <w:szCs w:val="20"/>
+        </w:rPr>
+        <w:t xml:space="preserve">249, </w:t>
+      </w:r>
+      <w:r>
+        <w:rPr>
+          <w:b w:val="0"/>
+          <w:bCs w:val="0"/>
+          <w:color w:val="000000" w:themeColor="text1"/>
+          <w:sz w:val="20"/>
+          <w:szCs w:val="20"/>
+        </w:rPr>
+        <w:t>$</w:t>
+      </w:r>
+      <w:r>
+        <w:rPr>
+          <w:b w:val="0"/>
+          <w:bCs w:val="0"/>
+          <w:color w:val="000000" w:themeColor="text1"/>
+          <w:sz w:val="20"/>
+          <w:szCs w:val="20"/>
+        </w:rPr>
+        <w:t xml:space="preserve">299, </w:t>
+      </w:r>
+      <w:r>
+        <w:rPr>
+          <w:b w:val="0"/>
+          <w:bCs w:val="0"/>
+          <w:color w:val="000000" w:themeColor="text1"/>
+          <w:sz w:val="20"/>
+          <w:szCs w:val="20"/>
+        </w:rPr>
+        <w:t>$</w:t>
+      </w:r>
+      <w:r>
+        <w:rPr>
+          <w:b w:val="0"/>
+          <w:bCs w:val="0"/>
+          <w:color w:val="000000" w:themeColor="text1"/>
+          <w:sz w:val="20"/>
+          <w:szCs w:val="20"/>
+        </w:rPr>
+        <w:t xml:space="preserve">349, </w:t>
+      </w:r>
+      <w:r>
+        <w:rPr>
+          <w:b w:val="0"/>
+          <w:bCs w:val="0"/>
+          <w:color w:val="000000" w:themeColor="text1"/>
+          <w:sz w:val="20"/>
+          <w:szCs w:val="20"/>
+        </w:rPr>
+        <w:t>$</w:t>
+      </w:r>
+      <w:r>
+        <w:rPr>
+          <w:b w:val="0"/>
+          <w:bCs w:val="0"/>
+          <w:color w:val="000000" w:themeColor="text1"/>
+          <w:sz w:val="20"/>
+          <w:szCs w:val="20"/>
+        </w:rPr>
+        <w:t xml:space="preserve">499, </w:t>
+      </w:r>
+      <w:r>
+        <w:rPr>
+          <w:b w:val="0"/>
+          <w:bCs w:val="0"/>
+          <w:color w:val="000000" w:themeColor="text1"/>
+          <w:sz w:val="20"/>
+          <w:szCs w:val="20"/>
+        </w:rPr>
+        <w:t>$</w:t>
+      </w:r>
+      <w:r>
+        <w:rPr>
+          <w:b w:val="0"/>
+          <w:bCs w:val="0"/>
+          <w:color w:val="000000" w:themeColor="text1"/>
+          <w:sz w:val="20"/>
+          <w:szCs w:val="20"/>
+        </w:rPr>
+        <w:t xml:space="preserve">699, </w:t>
+      </w:r>
+      <w:r>
+        <w:rPr>
+          <w:b w:val="0"/>
+          <w:bCs w:val="0"/>
+          <w:color w:val="000000" w:themeColor="text1"/>
+          <w:sz w:val="20"/>
+          <w:szCs w:val="20"/>
+        </w:rPr>
+        <w:t>$</w:t>
+      </w:r>
+      <w:r>
+        <w:rPr>
+          <w:b w:val="0"/>
+          <w:bCs w:val="0"/>
+          <w:color w:val="000000" w:themeColor="text1"/>
+          <w:sz w:val="20"/>
+          <w:szCs w:val="20"/>
+        </w:rPr>
+        <w:t xml:space="preserve">999, </w:t>
+      </w:r>
+      <w:r>
+        <w:rPr>
+          <w:b w:val="0"/>
+          <w:bCs w:val="0"/>
+          <w:color w:val="000000" w:themeColor="text1"/>
+          <w:sz w:val="20"/>
+          <w:szCs w:val="20"/>
+        </w:rPr>
+        <w:t>and $</w:t>
+      </w:r>
+      <w:r>
+        <w:rPr>
+          <w:b w:val="0"/>
+          <w:bCs w:val="0"/>
+          <w:color w:val="000000" w:themeColor="text1"/>
+          <w:sz w:val="20"/>
+          <w:szCs w:val="20"/>
+        </w:rPr>
+        <w:t>1499</w:t>
+      </w:r>
+      <w:r>
+        <w:rPr>
+          <w:b w:val="0"/>
+          <w:bCs w:val="0"/>
+          <w:color w:val="000000" w:themeColor="text1"/>
+          <w:sz w:val="20"/>
+          <w:szCs w:val="20"/>
+        </w:rPr>
+        <w:t xml:space="preserve">. </w:t>
+      </w:r>
+      <w:r>
+        <w:rPr>
+          <w:b w:val="0"/>
+          <w:bCs w:val="0"/>
+          <w:color w:val="000000" w:themeColor="text1"/>
+          <w:sz w:val="20"/>
+          <w:szCs w:val="20"/>
+        </w:rPr>
+        <w:t>What price does the bandit algorithm settle on, and h</w:t>
+      </w:r>
+      <w:r>
+        <w:rPr>
+          <w:b w:val="0"/>
+          <w:bCs w:val="0"/>
+          <w:color w:val="000000" w:themeColor="text1"/>
+          <w:sz w:val="20"/>
+          <w:szCs w:val="20"/>
+        </w:rPr>
+        <w:t>ow do</w:t>
+      </w:r>
+      <w:r>
+        <w:rPr>
+          <w:b w:val="0"/>
+          <w:bCs w:val="0"/>
+          <w:color w:val="000000" w:themeColor="text1"/>
+          <w:sz w:val="20"/>
+          <w:szCs w:val="20"/>
+        </w:rPr>
+        <w:t xml:space="preserve">es average revenue per flight </w:t>
+      </w:r>
+      <w:r>
+        <w:rPr>
+          <w:b w:val="0"/>
+          <w:bCs w:val="0"/>
+          <w:color w:val="000000" w:themeColor="text1"/>
+          <w:sz w:val="20"/>
+          <w:szCs w:val="20"/>
+        </w:rPr>
+        <w:t>compare</w:t>
+      </w:r>
+      <w:r>
+        <w:rPr>
+          <w:b w:val="0"/>
+          <w:bCs w:val="0"/>
+          <w:color w:val="000000" w:themeColor="text1"/>
+          <w:sz w:val="20"/>
+          <w:szCs w:val="20"/>
+        </w:rPr>
+        <w:t xml:space="preserve"> to your</w:t>
+      </w:r>
+      <w:r>
+        <w:rPr>
+          <w:b w:val="0"/>
+          <w:bCs w:val="0"/>
+          <w:color w:val="000000" w:themeColor="text1"/>
+          <w:sz w:val="20"/>
+          <w:szCs w:val="20"/>
+        </w:rPr>
+        <w:t xml:space="preserve"> optimal</w:t>
+      </w:r>
+      <w:r>
+        <w:rPr>
+          <w:b w:val="0"/>
+          <w:bCs w:val="0"/>
+          <w:color w:val="000000" w:themeColor="text1"/>
+          <w:sz w:val="20"/>
+          <w:szCs w:val="20"/>
+        </w:rPr>
+        <w:t xml:space="preserve"> </w:t>
+      </w:r>
+      <w:r>
+        <w:rPr>
+          <w:b w:val="0"/>
+          <w:bCs w:val="0"/>
+          <w:color w:val="000000" w:themeColor="text1"/>
+          <w:sz w:val="20"/>
+          <w:szCs w:val="20"/>
+        </w:rPr>
+        <w:t>price from</w:t>
+      </w:r>
+      <w:r>
+        <w:rPr>
+          <w:b w:val="0"/>
+          <w:bCs w:val="0"/>
+          <w:color w:val="000000" w:themeColor="text1"/>
+          <w:sz w:val="20"/>
+          <w:szCs w:val="20"/>
+        </w:rPr>
+        <w:t xml:space="preserve"> Question 1? W</w:t>
+      </w:r>
+      <w:r>
+        <w:rPr>
+          <w:b w:val="0"/>
+          <w:bCs w:val="0"/>
+          <w:color w:val="000000" w:themeColor="text1"/>
+          <w:sz w:val="20"/>
+          <w:szCs w:val="20"/>
+        </w:rPr>
+        <w:t>h</w:t>
       </w:r>
       <w:r>
         <w:rPr>
@@ -327,6 +718,38 @@
     </w:p>
     <w:p>
       <w:pPr>
+        <w:rPr>
+          <w:sz w:val="20"/>
+          <w:szCs w:val="20"/>
+        </w:rPr>
+      </w:pPr>
+    </w:p>
+    <w:p>
+      <w:pPr>
+        <w:rPr>
+          <w:sz w:val="20"/>
+          <w:szCs w:val="20"/>
+        </w:rPr>
+      </w:pPr>
+    </w:p>
+    <w:p>
+      <w:pPr>
+        <w:rPr>
+          <w:sz w:val="20"/>
+          <w:szCs w:val="20"/>
+        </w:rPr>
+      </w:pPr>
+    </w:p>
+    <w:p>
+      <w:pPr>
+        <w:rPr>
+          <w:sz w:val="20"/>
+          <w:szCs w:val="20"/>
+        </w:rPr>
+      </w:pPr>
+    </w:p>
+    <w:p>
+      <w:pPr>
         <w:pStyle w:val="Heading3"/>
         <w:rPr>
           <w:b w:val="0"/>
@@ -341,17 +764,152 @@
           <w:sz w:val="20"/>
           <w:szCs w:val="20"/>
         </w:rPr>
-        <w:t xml:space="preserve">Question 2. </w:t>
-      </w:r>
-      <w:r>
-        <w:rPr>
-          <w:b w:val="0"/>
-          <w:bCs w:val="0"/>
-          <w:color w:val="000000" w:themeColor="text1"/>
-          <w:sz w:val="20"/>
-          <w:szCs w:val="20"/>
-        </w:rPr>
-        <w:t>Run the Bandit for 20 flights, then reset and run Q-Learning (default parameters) for 20 flights. Compare the last-5-flight average revenue. The bandit picks one price per flight; Q-Learning observes seat inventory and days remaining. How does this extra context help Q-Learning price differently?</w:t>
+        <w:lastRenderedPageBreak/>
+        <w:t xml:space="preserve">Question </w:t>
+      </w:r>
+      <w:r>
+        <w:rPr>
+          <w:sz w:val="20"/>
+          <w:szCs w:val="20"/>
+        </w:rPr>
+        <w:t>3.</w:t>
+      </w:r>
+      <w:r>
+        <w:rPr>
+          <w:sz w:val="20"/>
+          <w:szCs w:val="20"/>
+        </w:rPr>
+        <w:t xml:space="preserve"> </w:t>
+      </w:r>
+      <w:r>
+        <w:rPr>
+          <w:b w:val="0"/>
+          <w:bCs w:val="0"/>
+          <w:color w:val="000000" w:themeColor="text1"/>
+          <w:sz w:val="20"/>
+          <w:szCs w:val="20"/>
+        </w:rPr>
+        <w:t>Next, run Q</w:t>
+      </w:r>
+      <w:r>
+        <w:rPr>
+          <w:b w:val="0"/>
+          <w:bCs w:val="0"/>
+          <w:color w:val="000000" w:themeColor="text1"/>
+          <w:sz w:val="20"/>
+          <w:szCs w:val="20"/>
+        </w:rPr>
+        <w:t>-Learning (</w:t>
+      </w:r>
+      <w:r>
+        <w:rPr>
+          <w:b w:val="0"/>
+          <w:bCs w:val="0"/>
+          <w:color w:val="000000" w:themeColor="text1"/>
+          <w:sz w:val="20"/>
+          <w:szCs w:val="20"/>
+        </w:rPr>
+        <w:t xml:space="preserve">under </w:t>
+      </w:r>
+      <w:r>
+        <w:rPr>
+          <w:b w:val="0"/>
+          <w:bCs w:val="0"/>
+          <w:color w:val="000000" w:themeColor="text1"/>
+          <w:sz w:val="20"/>
+          <w:szCs w:val="20"/>
+        </w:rPr>
+        <w:t xml:space="preserve">default parameters) for </w:t>
+      </w:r>
+      <w:r>
+        <w:rPr>
+          <w:b w:val="0"/>
+          <w:bCs w:val="0"/>
+          <w:color w:val="000000" w:themeColor="text1"/>
+          <w:sz w:val="20"/>
+          <w:szCs w:val="20"/>
+        </w:rPr>
+        <w:t>10</w:t>
+      </w:r>
+      <w:r>
+        <w:rPr>
+          <w:b w:val="0"/>
+          <w:bCs w:val="0"/>
+          <w:color w:val="000000" w:themeColor="text1"/>
+          <w:sz w:val="20"/>
+          <w:szCs w:val="20"/>
+        </w:rPr>
+        <w:t>0 flights. Compare the last-5-flight average revenue</w:t>
+      </w:r>
+      <w:r>
+        <w:rPr>
+          <w:b w:val="0"/>
+          <w:bCs w:val="0"/>
+          <w:color w:val="000000" w:themeColor="text1"/>
+          <w:sz w:val="20"/>
+          <w:szCs w:val="20"/>
+        </w:rPr>
+        <w:t xml:space="preserve"> with the revenue under the bandit from Question 2. Note t</w:t>
+      </w:r>
+      <w:r>
+        <w:rPr>
+          <w:b w:val="0"/>
+          <w:bCs w:val="0"/>
+          <w:color w:val="000000" w:themeColor="text1"/>
+          <w:sz w:val="20"/>
+          <w:szCs w:val="20"/>
+        </w:rPr>
+        <w:t xml:space="preserve">he bandit </w:t>
+      </w:r>
+      <w:r>
+        <w:rPr>
+          <w:b w:val="0"/>
+          <w:bCs w:val="0"/>
+          <w:color w:val="000000" w:themeColor="text1"/>
+          <w:sz w:val="20"/>
+          <w:szCs w:val="20"/>
+        </w:rPr>
+        <w:t xml:space="preserve">approach </w:t>
+      </w:r>
+      <w:r>
+        <w:rPr>
+          <w:b w:val="0"/>
+          <w:bCs w:val="0"/>
+          <w:color w:val="000000" w:themeColor="text1"/>
+          <w:sz w:val="20"/>
+          <w:szCs w:val="20"/>
+        </w:rPr>
+        <w:t>picks one price per flight</w:t>
+      </w:r>
+      <w:r>
+        <w:rPr>
+          <w:b w:val="0"/>
+          <w:bCs w:val="0"/>
+          <w:color w:val="000000" w:themeColor="text1"/>
+          <w:sz w:val="20"/>
+          <w:szCs w:val="20"/>
+        </w:rPr>
+        <w:t xml:space="preserve">, whereas </w:t>
+      </w:r>
+      <w:r>
+        <w:rPr>
+          <w:b w:val="0"/>
+          <w:bCs w:val="0"/>
+          <w:color w:val="000000" w:themeColor="text1"/>
+          <w:sz w:val="20"/>
+          <w:szCs w:val="20"/>
+        </w:rPr>
+        <w:t xml:space="preserve">Q-Learning observes seat inventory and days remaining. </w:t>
+      </w:r>
+      <w:r>
+        <w:rPr>
+          <w:b w:val="0"/>
+          <w:bCs w:val="0"/>
+          <w:color w:val="000000" w:themeColor="text1"/>
+          <w:sz w:val="20"/>
+          <w:szCs w:val="20"/>
+        </w:rPr>
+        <w:t>How does this additional state information change the pricing strategy under Q-Learning?</w:t>
       </w:r>
     </w:p>
     <w:p>
@@ -442,7 +1000,6 @@
           <w:sz w:val="20"/>
           <w:szCs w:val="20"/>
         </w:rPr>
-        <w:lastRenderedPageBreak/>
         <w:t xml:space="preserve">Question 3. </w:t>
       </w:r>
       <w:r>

--- a/Assignments/Week3_Assignment.docx
+++ b/Assignments/Week3_Assignment.docx
@@ -252,7 +252,87 @@
           <w:sz w:val="20"/>
           <w:szCs w:val="20"/>
         </w:rPr>
-        <w:t xml:space="preserve"> Report how many simulations you ran to find the (roughly) optimal price, what your optimal price is, and the average revenue per flight.</w:t>
+        <w:t xml:space="preserve"> </w:t>
+      </w:r>
+      <w:r>
+        <w:rPr>
+          <w:b w:val="0"/>
+          <w:bCs w:val="0"/>
+          <w:color w:val="000000" w:themeColor="text1"/>
+          <w:sz w:val="20"/>
+          <w:szCs w:val="20"/>
+        </w:rPr>
+        <w:t>Try running around 5</w:t>
+      </w:r>
+      <w:r>
+        <w:rPr>
+          <w:b w:val="0"/>
+          <w:bCs w:val="0"/>
+          <w:color w:val="000000" w:themeColor="text1"/>
+          <w:sz w:val="20"/>
+          <w:szCs w:val="20"/>
+        </w:rPr>
+        <w:t xml:space="preserve"> simulations </w:t>
+      </w:r>
+      <w:r>
+        <w:rPr>
+          <w:b w:val="0"/>
+          <w:bCs w:val="0"/>
+          <w:color w:val="000000" w:themeColor="text1"/>
+          <w:sz w:val="20"/>
+          <w:szCs w:val="20"/>
+        </w:rPr>
+        <w:t xml:space="preserve">to find </w:t>
+      </w:r>
+      <w:r>
+        <w:rPr>
+          <w:b w:val="0"/>
+          <w:bCs w:val="0"/>
+          <w:color w:val="000000" w:themeColor="text1"/>
+          <w:sz w:val="20"/>
+          <w:szCs w:val="20"/>
+        </w:rPr>
+        <w:t>the</w:t>
+      </w:r>
+      <w:r>
+        <w:rPr>
+          <w:b w:val="0"/>
+          <w:bCs w:val="0"/>
+          <w:color w:val="000000" w:themeColor="text1"/>
+          <w:sz w:val="20"/>
+          <w:szCs w:val="20"/>
+        </w:rPr>
+        <w:t xml:space="preserve"> (roughly) optimal price</w:t>
+      </w:r>
+      <w:r>
+        <w:rPr>
+          <w:b w:val="0"/>
+          <w:bCs w:val="0"/>
+          <w:color w:val="000000" w:themeColor="text1"/>
+          <w:sz w:val="20"/>
+          <w:szCs w:val="20"/>
+        </w:rPr>
+        <w:t>.</w:t>
+      </w:r>
+      <w:r>
+        <w:rPr>
+          <w:b w:val="0"/>
+          <w:bCs w:val="0"/>
+          <w:color w:val="000000" w:themeColor="text1"/>
+          <w:sz w:val="20"/>
+          <w:szCs w:val="20"/>
+        </w:rPr>
+        <w:t xml:space="preserve"> </w:t>
+      </w:r>
+      <w:r>
+        <w:rPr>
+          <w:b w:val="0"/>
+          <w:bCs w:val="0"/>
+          <w:color w:val="000000" w:themeColor="text1"/>
+          <w:sz w:val="20"/>
+          <w:szCs w:val="20"/>
+        </w:rPr>
+        <w:t>What price did you choose, and what is the average revenue per flight?</w:t>
       </w:r>
     </w:p>
     <w:p>
@@ -333,17 +413,247 @@
           <w:sz w:val="20"/>
           <w:szCs w:val="20"/>
         </w:rPr>
-        <w:t>Now hit reset and</w:t>
-      </w:r>
-      <w:r>
-        <w:rPr>
-          <w:b w:val="0"/>
-          <w:bCs w:val="0"/>
-          <w:color w:val="000000" w:themeColor="text1"/>
-          <w:sz w:val="20"/>
-          <w:szCs w:val="20"/>
-        </w:rPr>
-        <w:t xml:space="preserve"> run the Bandit (Thompson Sampling) policy for </w:t>
+        <w:t xml:space="preserve">The </w:t>
+      </w:r>
+      <w:r>
+        <w:rPr>
+          <w:b w:val="0"/>
+          <w:bCs w:val="0"/>
+          <w:color w:val="000000" w:themeColor="text1"/>
+          <w:sz w:val="20"/>
+          <w:szCs w:val="20"/>
+        </w:rPr>
+        <w:t xml:space="preserve">Bandit (Thompson Sampling) strategy </w:t>
+      </w:r>
+      <w:r>
+        <w:rPr>
+          <w:b w:val="0"/>
+          <w:bCs w:val="0"/>
+          <w:color w:val="000000" w:themeColor="text1"/>
+          <w:sz w:val="20"/>
+          <w:szCs w:val="20"/>
+        </w:rPr>
+        <w:t>considers the following price arms: $</w:t>
+      </w:r>
+      <w:r>
+        <w:rPr>
+          <w:b w:val="0"/>
+          <w:bCs w:val="0"/>
+          <w:color w:val="000000" w:themeColor="text1"/>
+          <w:sz w:val="20"/>
+          <w:szCs w:val="20"/>
+        </w:rPr>
+        <w:t xml:space="preserve">199, </w:t>
+      </w:r>
+      <w:r>
+        <w:rPr>
+          <w:b w:val="0"/>
+          <w:bCs w:val="0"/>
+          <w:color w:val="000000" w:themeColor="text1"/>
+          <w:sz w:val="20"/>
+          <w:szCs w:val="20"/>
+        </w:rPr>
+        <w:t>$</w:t>
+      </w:r>
+      <w:r>
+        <w:rPr>
+          <w:b w:val="0"/>
+          <w:bCs w:val="0"/>
+          <w:color w:val="000000" w:themeColor="text1"/>
+          <w:sz w:val="20"/>
+          <w:szCs w:val="20"/>
+        </w:rPr>
+        <w:t xml:space="preserve">249, </w:t>
+      </w:r>
+      <w:r>
+        <w:rPr>
+          <w:b w:val="0"/>
+          <w:bCs w:val="0"/>
+          <w:color w:val="000000" w:themeColor="text1"/>
+          <w:sz w:val="20"/>
+          <w:szCs w:val="20"/>
+        </w:rPr>
+        <w:t>$</w:t>
+      </w:r>
+      <w:r>
+        <w:rPr>
+          <w:b w:val="0"/>
+          <w:bCs w:val="0"/>
+          <w:color w:val="000000" w:themeColor="text1"/>
+          <w:sz w:val="20"/>
+          <w:szCs w:val="20"/>
+        </w:rPr>
+        <w:t xml:space="preserve">299, </w:t>
+      </w:r>
+      <w:r>
+        <w:rPr>
+          <w:b w:val="0"/>
+          <w:bCs w:val="0"/>
+          <w:color w:val="000000" w:themeColor="text1"/>
+          <w:sz w:val="20"/>
+          <w:szCs w:val="20"/>
+        </w:rPr>
+        <w:t>$</w:t>
+      </w:r>
+      <w:r>
+        <w:rPr>
+          <w:b w:val="0"/>
+          <w:bCs w:val="0"/>
+          <w:color w:val="000000" w:themeColor="text1"/>
+          <w:sz w:val="20"/>
+          <w:szCs w:val="20"/>
+        </w:rPr>
+        <w:t xml:space="preserve">349, </w:t>
+      </w:r>
+      <w:r>
+        <w:rPr>
+          <w:b w:val="0"/>
+          <w:bCs w:val="0"/>
+          <w:color w:val="000000" w:themeColor="text1"/>
+          <w:sz w:val="20"/>
+          <w:szCs w:val="20"/>
+        </w:rPr>
+        <w:t>$</w:t>
+      </w:r>
+      <w:r>
+        <w:rPr>
+          <w:b w:val="0"/>
+          <w:bCs w:val="0"/>
+          <w:color w:val="000000" w:themeColor="text1"/>
+          <w:sz w:val="20"/>
+          <w:szCs w:val="20"/>
+        </w:rPr>
+        <w:t xml:space="preserve">499, </w:t>
+      </w:r>
+      <w:r>
+        <w:rPr>
+          <w:b w:val="0"/>
+          <w:bCs w:val="0"/>
+          <w:color w:val="000000" w:themeColor="text1"/>
+          <w:sz w:val="20"/>
+          <w:szCs w:val="20"/>
+        </w:rPr>
+        <w:t>$</w:t>
+      </w:r>
+      <w:r>
+        <w:rPr>
+          <w:b w:val="0"/>
+          <w:bCs w:val="0"/>
+          <w:color w:val="000000" w:themeColor="text1"/>
+          <w:sz w:val="20"/>
+          <w:szCs w:val="20"/>
+        </w:rPr>
+        <w:t xml:space="preserve">699, </w:t>
+      </w:r>
+      <w:r>
+        <w:rPr>
+          <w:b w:val="0"/>
+          <w:bCs w:val="0"/>
+          <w:color w:val="000000" w:themeColor="text1"/>
+          <w:sz w:val="20"/>
+          <w:szCs w:val="20"/>
+        </w:rPr>
+        <w:t>$</w:t>
+      </w:r>
+      <w:r>
+        <w:rPr>
+          <w:b w:val="0"/>
+          <w:bCs w:val="0"/>
+          <w:color w:val="000000" w:themeColor="text1"/>
+          <w:sz w:val="20"/>
+          <w:szCs w:val="20"/>
+        </w:rPr>
+        <w:t xml:space="preserve">999, </w:t>
+      </w:r>
+      <w:r>
+        <w:rPr>
+          <w:b w:val="0"/>
+          <w:bCs w:val="0"/>
+          <w:color w:val="000000" w:themeColor="text1"/>
+          <w:sz w:val="20"/>
+          <w:szCs w:val="20"/>
+        </w:rPr>
+        <w:t>and $</w:t>
+      </w:r>
+      <w:r>
+        <w:rPr>
+          <w:b w:val="0"/>
+          <w:bCs w:val="0"/>
+          <w:color w:val="000000" w:themeColor="text1"/>
+          <w:sz w:val="20"/>
+          <w:szCs w:val="20"/>
+        </w:rPr>
+        <w:t>1499</w:t>
+      </w:r>
+      <w:r>
+        <w:rPr>
+          <w:b w:val="0"/>
+          <w:bCs w:val="0"/>
+          <w:color w:val="000000" w:themeColor="text1"/>
+          <w:sz w:val="20"/>
+          <w:szCs w:val="20"/>
+        </w:rPr>
+        <w:t xml:space="preserve">. Hit </w:t>
+      </w:r>
+      <w:r>
+        <w:rPr>
+          <w:b w:val="0"/>
+          <w:bCs w:val="0"/>
+          <w:color w:val="000000" w:themeColor="text1"/>
+          <w:sz w:val="20"/>
+          <w:szCs w:val="20"/>
+        </w:rPr>
+        <w:t>reset and</w:t>
+      </w:r>
+      <w:r>
+        <w:rPr>
+          <w:b w:val="0"/>
+          <w:bCs w:val="0"/>
+          <w:color w:val="000000" w:themeColor="text1"/>
+          <w:sz w:val="20"/>
+          <w:szCs w:val="20"/>
+        </w:rPr>
+        <w:t xml:space="preserve"> run the </w:t>
+      </w:r>
+      <w:r>
+        <w:rPr>
+          <w:b w:val="0"/>
+          <w:bCs w:val="0"/>
+          <w:color w:val="000000" w:themeColor="text1"/>
+          <w:sz w:val="20"/>
+          <w:szCs w:val="20"/>
+        </w:rPr>
+        <w:t>bandit</w:t>
+      </w:r>
+      <w:r>
+        <w:rPr>
+          <w:b w:val="0"/>
+          <w:bCs w:val="0"/>
+          <w:color w:val="000000" w:themeColor="text1"/>
+          <w:sz w:val="20"/>
+          <w:szCs w:val="20"/>
+        </w:rPr>
+        <w:t xml:space="preserve"> </w:t>
+      </w:r>
+      <w:r>
+        <w:rPr>
+          <w:b w:val="0"/>
+          <w:bCs w:val="0"/>
+          <w:color w:val="000000" w:themeColor="text1"/>
+          <w:sz w:val="20"/>
+          <w:szCs w:val="20"/>
+        </w:rPr>
+        <w:t>algorithm</w:t>
+      </w:r>
+      <w:r>
+        <w:rPr>
+          <w:b w:val="0"/>
+          <w:bCs w:val="0"/>
+          <w:color w:val="000000" w:themeColor="text1"/>
+          <w:sz w:val="20"/>
+          <w:szCs w:val="20"/>
+        </w:rPr>
+        <w:t xml:space="preserve"> for </w:t>
       </w:r>
       <w:r>
         <w:rPr>
@@ -373,177 +683,27 @@
           <w:sz w:val="20"/>
           <w:szCs w:val="20"/>
         </w:rPr>
-        <w:t>The bandit considers the following price arms: $</w:t>
-      </w:r>
-      <w:r>
-        <w:rPr>
-          <w:b w:val="0"/>
-          <w:bCs w:val="0"/>
-          <w:color w:val="000000" w:themeColor="text1"/>
-          <w:sz w:val="20"/>
-          <w:szCs w:val="20"/>
-        </w:rPr>
-        <w:t xml:space="preserve">199, </w:t>
-      </w:r>
-      <w:r>
-        <w:rPr>
-          <w:b w:val="0"/>
-          <w:bCs w:val="0"/>
-          <w:color w:val="000000" w:themeColor="text1"/>
-          <w:sz w:val="20"/>
-          <w:szCs w:val="20"/>
-        </w:rPr>
-        <w:t>$</w:t>
-      </w:r>
-      <w:r>
-        <w:rPr>
-          <w:b w:val="0"/>
-          <w:bCs w:val="0"/>
-          <w:color w:val="000000" w:themeColor="text1"/>
-          <w:sz w:val="20"/>
-          <w:szCs w:val="20"/>
-        </w:rPr>
-        <w:t xml:space="preserve">249, </w:t>
-      </w:r>
-      <w:r>
-        <w:rPr>
-          <w:b w:val="0"/>
-          <w:bCs w:val="0"/>
-          <w:color w:val="000000" w:themeColor="text1"/>
-          <w:sz w:val="20"/>
-          <w:szCs w:val="20"/>
-        </w:rPr>
-        <w:t>$</w:t>
-      </w:r>
-      <w:r>
-        <w:rPr>
-          <w:b w:val="0"/>
-          <w:bCs w:val="0"/>
-          <w:color w:val="000000" w:themeColor="text1"/>
-          <w:sz w:val="20"/>
-          <w:szCs w:val="20"/>
-        </w:rPr>
-        <w:t xml:space="preserve">299, </w:t>
-      </w:r>
-      <w:r>
-        <w:rPr>
-          <w:b w:val="0"/>
-          <w:bCs w:val="0"/>
-          <w:color w:val="000000" w:themeColor="text1"/>
-          <w:sz w:val="20"/>
-          <w:szCs w:val="20"/>
-        </w:rPr>
-        <w:t>$</w:t>
-      </w:r>
-      <w:r>
-        <w:rPr>
-          <w:b w:val="0"/>
-          <w:bCs w:val="0"/>
-          <w:color w:val="000000" w:themeColor="text1"/>
-          <w:sz w:val="20"/>
-          <w:szCs w:val="20"/>
-        </w:rPr>
-        <w:t xml:space="preserve">349, </w:t>
-      </w:r>
-      <w:r>
-        <w:rPr>
-          <w:b w:val="0"/>
-          <w:bCs w:val="0"/>
-          <w:color w:val="000000" w:themeColor="text1"/>
-          <w:sz w:val="20"/>
-          <w:szCs w:val="20"/>
-        </w:rPr>
-        <w:t>$</w:t>
-      </w:r>
-      <w:r>
-        <w:rPr>
-          <w:b w:val="0"/>
-          <w:bCs w:val="0"/>
-          <w:color w:val="000000" w:themeColor="text1"/>
-          <w:sz w:val="20"/>
-          <w:szCs w:val="20"/>
-        </w:rPr>
-        <w:t xml:space="preserve">499, </w:t>
-      </w:r>
-      <w:r>
-        <w:rPr>
-          <w:b w:val="0"/>
-          <w:bCs w:val="0"/>
-          <w:color w:val="000000" w:themeColor="text1"/>
-          <w:sz w:val="20"/>
-          <w:szCs w:val="20"/>
-        </w:rPr>
-        <w:t>$</w:t>
-      </w:r>
-      <w:r>
-        <w:rPr>
-          <w:b w:val="0"/>
-          <w:bCs w:val="0"/>
-          <w:color w:val="000000" w:themeColor="text1"/>
-          <w:sz w:val="20"/>
-          <w:szCs w:val="20"/>
-        </w:rPr>
-        <w:t xml:space="preserve">699, </w:t>
-      </w:r>
-      <w:r>
-        <w:rPr>
-          <w:b w:val="0"/>
-          <w:bCs w:val="0"/>
-          <w:color w:val="000000" w:themeColor="text1"/>
-          <w:sz w:val="20"/>
-          <w:szCs w:val="20"/>
-        </w:rPr>
-        <w:t>$</w:t>
-      </w:r>
-      <w:r>
-        <w:rPr>
-          <w:b w:val="0"/>
-          <w:bCs w:val="0"/>
-          <w:color w:val="000000" w:themeColor="text1"/>
-          <w:sz w:val="20"/>
-          <w:szCs w:val="20"/>
-        </w:rPr>
-        <w:t xml:space="preserve">999, </w:t>
-      </w:r>
-      <w:r>
-        <w:rPr>
-          <w:b w:val="0"/>
-          <w:bCs w:val="0"/>
-          <w:color w:val="000000" w:themeColor="text1"/>
-          <w:sz w:val="20"/>
-          <w:szCs w:val="20"/>
-        </w:rPr>
-        <w:t>and $</w:t>
-      </w:r>
-      <w:r>
-        <w:rPr>
-          <w:b w:val="0"/>
-          <w:bCs w:val="0"/>
-          <w:color w:val="000000" w:themeColor="text1"/>
-          <w:sz w:val="20"/>
-          <w:szCs w:val="20"/>
-        </w:rPr>
-        <w:t>1499</w:t>
-      </w:r>
-      <w:r>
-        <w:rPr>
-          <w:b w:val="0"/>
-          <w:bCs w:val="0"/>
-          <w:color w:val="000000" w:themeColor="text1"/>
-          <w:sz w:val="20"/>
-          <w:szCs w:val="20"/>
-        </w:rPr>
-        <w:t xml:space="preserve">. </w:t>
-      </w:r>
-      <w:r>
-        <w:rPr>
-          <w:b w:val="0"/>
-          <w:bCs w:val="0"/>
-          <w:color w:val="000000" w:themeColor="text1"/>
-          <w:sz w:val="20"/>
-          <w:szCs w:val="20"/>
-        </w:rPr>
-        <w:t>What price does the bandit algorithm settle on, and h</w:t>
+        <w:t xml:space="preserve">What price does </w:t>
+      </w:r>
+      <w:r>
+        <w:rPr>
+          <w:b w:val="0"/>
+          <w:bCs w:val="0"/>
+          <w:color w:val="000000" w:themeColor="text1"/>
+          <w:sz w:val="20"/>
+          <w:szCs w:val="20"/>
+        </w:rPr>
+        <w:t xml:space="preserve">it eventually </w:t>
+      </w:r>
+      <w:r>
+        <w:rPr>
+          <w:b w:val="0"/>
+          <w:bCs w:val="0"/>
+          <w:color w:val="000000" w:themeColor="text1"/>
+          <w:sz w:val="20"/>
+          <w:szCs w:val="20"/>
+        </w:rPr>
+        <w:t>settle on, and h</w:t>
       </w:r>
       <w:r>
         <w:rPr>
@@ -764,7 +924,6 @@
           <w:sz w:val="20"/>
           <w:szCs w:val="20"/>
         </w:rPr>
-        <w:lastRenderedPageBreak/>
         <w:t xml:space="preserve">Question </w:t>
       </w:r>
       <w:r>

--- a/Assignments/Week3_Assignment.docx
+++ b/Assignments/Week3_Assignment.docx
@@ -71,13 +71,170 @@
         </w:rPr>
         <w:t>Airline Revenue Management</w:t>
       </w:r>
+      <w:r>
+        <w:rPr>
+          <w:b w:val="0"/>
+          <w:bCs w:val="0"/>
+          <w:i/>
+          <w:iCs/>
+          <w:color w:val="000000" w:themeColor="text1"/>
+          <w:sz w:val="24"/>
+          <w:szCs w:val="24"/>
+        </w:rPr>
+        <w:br/>
+      </w:r>
+    </w:p>
+    <w:p>
+      <w:pPr>
+        <w:pStyle w:val="Heading3"/>
+        <w:rPr>
+          <w:b w:val="0"/>
+          <w:bCs w:val="0"/>
+          <w:color w:val="000000" w:themeColor="text1"/>
+          <w:sz w:val="20"/>
+          <w:szCs w:val="20"/>
+        </w:rPr>
+      </w:pPr>
+      <w:r>
+        <w:rPr>
+          <w:sz w:val="20"/>
+          <w:szCs w:val="20"/>
+        </w:rPr>
+        <w:t xml:space="preserve">Background. </w:t>
+      </w:r>
+      <w:r>
+        <w:rPr>
+          <w:b w:val="0"/>
+          <w:bCs w:val="0"/>
+          <w:color w:val="000000" w:themeColor="text1"/>
+          <w:sz w:val="20"/>
+          <w:szCs w:val="20"/>
+        </w:rPr>
+        <w:t>An</w:t>
+      </w:r>
+      <w:r>
+        <w:rPr>
+          <w:b w:val="0"/>
+          <w:bCs w:val="0"/>
+          <w:color w:val="000000" w:themeColor="text1"/>
+          <w:sz w:val="20"/>
+          <w:szCs w:val="20"/>
+        </w:rPr>
+        <w:t xml:space="preserve"> airline sell</w:t>
+      </w:r>
+      <w:r>
+        <w:rPr>
+          <w:b w:val="0"/>
+          <w:bCs w:val="0"/>
+          <w:color w:val="000000" w:themeColor="text1"/>
+          <w:sz w:val="20"/>
+          <w:szCs w:val="20"/>
+        </w:rPr>
+        <w:t>s</w:t>
+      </w:r>
+      <w:r>
+        <w:rPr>
+          <w:b w:val="0"/>
+          <w:bCs w:val="0"/>
+          <w:color w:val="000000" w:themeColor="text1"/>
+          <w:sz w:val="20"/>
+          <w:szCs w:val="20"/>
+        </w:rPr>
+        <w:t xml:space="preserve"> tickets for a single flight with 75 seats over a 180-day booking window. One customer arrives per day, and each customer has a willingness-to-pay that generally increases as the departure date approaches. You will compare three pricing strategies. The </w:t>
+      </w:r>
+      <w:r>
+        <w:rPr>
+          <w:color w:val="000000" w:themeColor="text1"/>
+          <w:sz w:val="20"/>
+          <w:szCs w:val="20"/>
+        </w:rPr>
+        <w:t>Static</w:t>
+      </w:r>
+      <w:r>
+        <w:rPr>
+          <w:b w:val="0"/>
+          <w:bCs w:val="0"/>
+          <w:color w:val="000000" w:themeColor="text1"/>
+          <w:sz w:val="20"/>
+          <w:szCs w:val="20"/>
+        </w:rPr>
+        <w:t xml:space="preserve"> policy charges the same price every day. The </w:t>
+      </w:r>
+      <w:r>
+        <w:rPr>
+          <w:color w:val="000000" w:themeColor="text1"/>
+          <w:sz w:val="20"/>
+          <w:szCs w:val="20"/>
+        </w:rPr>
+        <w:t xml:space="preserve">Bandit </w:t>
+      </w:r>
+      <w:r>
+        <w:rPr>
+          <w:b w:val="0"/>
+          <w:bCs w:val="0"/>
+          <w:color w:val="000000" w:themeColor="text1"/>
+          <w:sz w:val="20"/>
+          <w:szCs w:val="20"/>
+        </w:rPr>
+        <w:t xml:space="preserve">(Thompson Sampling) policy selects one price </w:t>
+      </w:r>
+      <w:r>
+        <w:rPr>
+          <w:b w:val="0"/>
+          <w:bCs w:val="0"/>
+          <w:i/>
+          <w:iCs/>
+          <w:color w:val="000000" w:themeColor="text1"/>
+          <w:sz w:val="20"/>
+          <w:szCs w:val="20"/>
+        </w:rPr>
+        <w:t>per flight</w:t>
+      </w:r>
+      <w:r>
+        <w:rPr>
+          <w:b w:val="0"/>
+          <w:bCs w:val="0"/>
+          <w:color w:val="000000" w:themeColor="text1"/>
+          <w:sz w:val="20"/>
+          <w:szCs w:val="20"/>
+        </w:rPr>
+        <w:t xml:space="preserve"> for all seats</w:t>
+      </w:r>
+      <w:r>
+        <w:rPr>
+          <w:b w:val="0"/>
+          <w:bCs w:val="0"/>
+          <w:color w:val="000000" w:themeColor="text1"/>
+          <w:sz w:val="20"/>
+          <w:szCs w:val="20"/>
+        </w:rPr>
+        <w:t xml:space="preserve"> from five discrete tiers: $199, $249, $299, $349, and $499, learning which tier maximizes total flight revenue. The </w:t>
+      </w:r>
+      <w:r>
+        <w:rPr>
+          <w:color w:val="000000" w:themeColor="text1"/>
+          <w:sz w:val="20"/>
+          <w:szCs w:val="20"/>
+        </w:rPr>
+        <w:t>Q-Learning</w:t>
+      </w:r>
+      <w:r>
+        <w:rPr>
+          <w:b w:val="0"/>
+          <w:bCs w:val="0"/>
+          <w:color w:val="000000" w:themeColor="text1"/>
+          <w:sz w:val="20"/>
+          <w:szCs w:val="20"/>
+        </w:rPr>
+        <w:t xml:space="preserve"> policy also chooses from these same five price tiers but conditions its decision on a state defined by two factors: remaining seat occupancy (bucketed as &gt;70%, 30–70%, or &lt;30% of seats remaining) and time to departure (bucketed as ≥60 days, 15–59 days, or &lt;15 days), giving it a 3×3 = 9-state space.</w:t>
+      </w:r>
     </w:p>
     <w:p>
       <w:pPr>
         <w:spacing w:after="0"/>
         <w:rPr>
-          <w:sz w:val="22"/>
-          <w:szCs w:val="22"/>
+          <w:sz w:val="20"/>
+          <w:szCs w:val="20"/>
         </w:rPr>
       </w:pPr>
     </w:p>
@@ -182,170 +339,8 @@
           <w:sz w:val="20"/>
           <w:szCs w:val="20"/>
         </w:rPr>
-        <w:t xml:space="preserve">Experiment with the static price slider to find the price that maximizes average revenue over </w:t>
-      </w:r>
-      <w:r>
-        <w:rPr>
-          <w:b w:val="0"/>
-          <w:bCs w:val="0"/>
-          <w:color w:val="000000" w:themeColor="text1"/>
-          <w:sz w:val="20"/>
-          <w:szCs w:val="20"/>
-        </w:rPr>
-        <w:t>10</w:t>
-      </w:r>
-      <w:r>
-        <w:rPr>
-          <w:b w:val="0"/>
-          <w:bCs w:val="0"/>
-          <w:color w:val="000000" w:themeColor="text1"/>
-          <w:sz w:val="20"/>
-          <w:szCs w:val="20"/>
-        </w:rPr>
-        <w:t>0 flights</w:t>
-      </w:r>
-      <w:r>
-        <w:rPr>
-          <w:b w:val="0"/>
-          <w:bCs w:val="0"/>
-          <w:color w:val="000000" w:themeColor="text1"/>
-          <w:sz w:val="20"/>
-          <w:szCs w:val="20"/>
-        </w:rPr>
-        <w:t xml:space="preserve"> (Note: Increase the speed to 50x to run </w:t>
-      </w:r>
-      <w:r>
-        <w:rPr>
-          <w:b w:val="0"/>
-          <w:bCs w:val="0"/>
-          <w:color w:val="000000" w:themeColor="text1"/>
-          <w:sz w:val="20"/>
-          <w:szCs w:val="20"/>
-        </w:rPr>
-        <w:t>the simulation</w:t>
-      </w:r>
-      <w:r>
-        <w:rPr>
-          <w:b w:val="0"/>
-          <w:bCs w:val="0"/>
-          <w:color w:val="000000" w:themeColor="text1"/>
-          <w:sz w:val="20"/>
-          <w:szCs w:val="20"/>
-        </w:rPr>
-        <w:t xml:space="preserve"> faster)</w:t>
-      </w:r>
-      <w:r>
-        <w:rPr>
-          <w:b w:val="0"/>
-          <w:bCs w:val="0"/>
-          <w:color w:val="000000" w:themeColor="text1"/>
-          <w:sz w:val="20"/>
-          <w:szCs w:val="20"/>
-        </w:rPr>
-        <w:t>.</w:t>
-      </w:r>
-      <w:r>
-        <w:rPr>
-          <w:b w:val="0"/>
-          <w:bCs w:val="0"/>
-          <w:color w:val="000000" w:themeColor="text1"/>
-          <w:sz w:val="20"/>
-          <w:szCs w:val="20"/>
-        </w:rPr>
-        <w:t xml:space="preserve"> </w:t>
-      </w:r>
-      <w:r>
-        <w:rPr>
-          <w:b w:val="0"/>
-          <w:bCs w:val="0"/>
-          <w:color w:val="000000" w:themeColor="text1"/>
-          <w:sz w:val="20"/>
-          <w:szCs w:val="20"/>
-        </w:rPr>
-        <w:t>Try running around 5</w:t>
-      </w:r>
-      <w:r>
-        <w:rPr>
-          <w:b w:val="0"/>
-          <w:bCs w:val="0"/>
-          <w:color w:val="000000" w:themeColor="text1"/>
-          <w:sz w:val="20"/>
-          <w:szCs w:val="20"/>
-        </w:rPr>
-        <w:t xml:space="preserve"> simulations </w:t>
-      </w:r>
-      <w:r>
-        <w:rPr>
-          <w:b w:val="0"/>
-          <w:bCs w:val="0"/>
-          <w:color w:val="000000" w:themeColor="text1"/>
-          <w:sz w:val="20"/>
-          <w:szCs w:val="20"/>
-        </w:rPr>
-        <w:t xml:space="preserve">to find </w:t>
-      </w:r>
-      <w:r>
-        <w:rPr>
-          <w:b w:val="0"/>
-          <w:bCs w:val="0"/>
-          <w:color w:val="000000" w:themeColor="text1"/>
-          <w:sz w:val="20"/>
-          <w:szCs w:val="20"/>
-        </w:rPr>
-        <w:t>the</w:t>
-      </w:r>
-      <w:r>
-        <w:rPr>
-          <w:b w:val="0"/>
-          <w:bCs w:val="0"/>
-          <w:color w:val="000000" w:themeColor="text1"/>
-          <w:sz w:val="20"/>
-          <w:szCs w:val="20"/>
-        </w:rPr>
-        <w:t xml:space="preserve"> (roughly) optimal price</w:t>
-      </w:r>
-      <w:r>
-        <w:rPr>
-          <w:b w:val="0"/>
-          <w:bCs w:val="0"/>
-          <w:color w:val="000000" w:themeColor="text1"/>
-          <w:sz w:val="20"/>
-          <w:szCs w:val="20"/>
-        </w:rPr>
-        <w:t>.</w:t>
-      </w:r>
-      <w:r>
-        <w:rPr>
-          <w:b w:val="0"/>
-          <w:bCs w:val="0"/>
-          <w:color w:val="000000" w:themeColor="text1"/>
-          <w:sz w:val="20"/>
-          <w:szCs w:val="20"/>
-        </w:rPr>
-        <w:t xml:space="preserve"> </w:t>
-      </w:r>
-      <w:r>
-        <w:rPr>
-          <w:b w:val="0"/>
-          <w:bCs w:val="0"/>
-          <w:color w:val="000000" w:themeColor="text1"/>
-          <w:sz w:val="20"/>
-          <w:szCs w:val="20"/>
-        </w:rPr>
-        <w:t>What price did you choose, and what is the average revenue per flight?</w:t>
-      </w:r>
-    </w:p>
-    <w:p>
-      <w:pPr>
-        <w:pStyle w:val="Heading3"/>
-        <w:rPr>
-          <w:b w:val="0"/>
-          <w:bCs w:val="0"/>
-          <w:color w:val="000000" w:themeColor="text1"/>
-          <w:sz w:val="20"/>
-          <w:szCs w:val="20"/>
-        </w:rPr>
-      </w:pPr>
+        <w:t>Experiment with the static price slider to find the price that maximizes average revenue over 100 flights (Note: Increase the speed to 50x to run the simulation faster). Try running around 5 simulations to find the (roughly) optimal price. What price did you choose, and what is the average revenue per flight?</w:t>
+      </w:r>
     </w:p>
     <w:p>
       <w:pPr>
@@ -389,500 +384,18 @@
           <w:sz w:val="20"/>
           <w:szCs w:val="20"/>
         </w:rPr>
-        <w:t xml:space="preserve">Question </w:t>
-      </w:r>
-      <w:r>
-        <w:rPr>
-          <w:sz w:val="20"/>
-          <w:szCs w:val="20"/>
-        </w:rPr>
-        <w:t>2</w:t>
-      </w:r>
-      <w:r>
-        <w:rPr>
-          <w:sz w:val="20"/>
-          <w:szCs w:val="20"/>
-        </w:rPr>
-        <w:t xml:space="preserve">. </w:t>
-      </w:r>
-      <w:r>
-        <w:rPr>
-          <w:b w:val="0"/>
-          <w:bCs w:val="0"/>
-          <w:color w:val="000000" w:themeColor="text1"/>
-          <w:sz w:val="20"/>
-          <w:szCs w:val="20"/>
-        </w:rPr>
-        <w:t xml:space="preserve">The </w:t>
-      </w:r>
-      <w:r>
-        <w:rPr>
-          <w:b w:val="0"/>
-          <w:bCs w:val="0"/>
-          <w:color w:val="000000" w:themeColor="text1"/>
-          <w:sz w:val="20"/>
-          <w:szCs w:val="20"/>
-        </w:rPr>
-        <w:t xml:space="preserve">Bandit (Thompson Sampling) strategy </w:t>
-      </w:r>
-      <w:r>
-        <w:rPr>
-          <w:b w:val="0"/>
-          <w:bCs w:val="0"/>
-          <w:color w:val="000000" w:themeColor="text1"/>
-          <w:sz w:val="20"/>
-          <w:szCs w:val="20"/>
-        </w:rPr>
-        <w:t>considers the following price arms: $</w:t>
-      </w:r>
-      <w:r>
-        <w:rPr>
-          <w:b w:val="0"/>
-          <w:bCs w:val="0"/>
-          <w:color w:val="000000" w:themeColor="text1"/>
-          <w:sz w:val="20"/>
-          <w:szCs w:val="20"/>
-        </w:rPr>
-        <w:t xml:space="preserve">199, </w:t>
-      </w:r>
-      <w:r>
-        <w:rPr>
-          <w:b w:val="0"/>
-          <w:bCs w:val="0"/>
-          <w:color w:val="000000" w:themeColor="text1"/>
-          <w:sz w:val="20"/>
-          <w:szCs w:val="20"/>
-        </w:rPr>
-        <w:t>$</w:t>
-      </w:r>
-      <w:r>
-        <w:rPr>
-          <w:b w:val="0"/>
-          <w:bCs w:val="0"/>
-          <w:color w:val="000000" w:themeColor="text1"/>
-          <w:sz w:val="20"/>
-          <w:szCs w:val="20"/>
-        </w:rPr>
-        <w:t xml:space="preserve">249, </w:t>
-      </w:r>
-      <w:r>
-        <w:rPr>
-          <w:b w:val="0"/>
-          <w:bCs w:val="0"/>
-          <w:color w:val="000000" w:themeColor="text1"/>
-          <w:sz w:val="20"/>
-          <w:szCs w:val="20"/>
-        </w:rPr>
-        <w:t>$</w:t>
-      </w:r>
-      <w:r>
-        <w:rPr>
-          <w:b w:val="0"/>
-          <w:bCs w:val="0"/>
-          <w:color w:val="000000" w:themeColor="text1"/>
-          <w:sz w:val="20"/>
-          <w:szCs w:val="20"/>
-        </w:rPr>
-        <w:t xml:space="preserve">299, </w:t>
-      </w:r>
-      <w:r>
-        <w:rPr>
-          <w:b w:val="0"/>
-          <w:bCs w:val="0"/>
-          <w:color w:val="000000" w:themeColor="text1"/>
-          <w:sz w:val="20"/>
-          <w:szCs w:val="20"/>
-        </w:rPr>
-        <w:t>$</w:t>
-      </w:r>
-      <w:r>
-        <w:rPr>
-          <w:b w:val="0"/>
-          <w:bCs w:val="0"/>
-          <w:color w:val="000000" w:themeColor="text1"/>
-          <w:sz w:val="20"/>
-          <w:szCs w:val="20"/>
-        </w:rPr>
-        <w:t xml:space="preserve">349, </w:t>
-      </w:r>
-      <w:r>
-        <w:rPr>
-          <w:b w:val="0"/>
-          <w:bCs w:val="0"/>
-          <w:color w:val="000000" w:themeColor="text1"/>
-          <w:sz w:val="20"/>
-          <w:szCs w:val="20"/>
-        </w:rPr>
-        <w:t>$</w:t>
-      </w:r>
-      <w:r>
-        <w:rPr>
-          <w:b w:val="0"/>
-          <w:bCs w:val="0"/>
-          <w:color w:val="000000" w:themeColor="text1"/>
-          <w:sz w:val="20"/>
-          <w:szCs w:val="20"/>
-        </w:rPr>
-        <w:t xml:space="preserve">499, </w:t>
-      </w:r>
-      <w:r>
-        <w:rPr>
-          <w:b w:val="0"/>
-          <w:bCs w:val="0"/>
-          <w:color w:val="000000" w:themeColor="text1"/>
-          <w:sz w:val="20"/>
-          <w:szCs w:val="20"/>
-        </w:rPr>
-        <w:t>$</w:t>
-      </w:r>
-      <w:r>
-        <w:rPr>
-          <w:b w:val="0"/>
-          <w:bCs w:val="0"/>
-          <w:color w:val="000000" w:themeColor="text1"/>
-          <w:sz w:val="20"/>
-          <w:szCs w:val="20"/>
-        </w:rPr>
-        <w:t xml:space="preserve">699, </w:t>
-      </w:r>
-      <w:r>
-        <w:rPr>
-          <w:b w:val="0"/>
-          <w:bCs w:val="0"/>
-          <w:color w:val="000000" w:themeColor="text1"/>
-          <w:sz w:val="20"/>
-          <w:szCs w:val="20"/>
-        </w:rPr>
-        <w:t>$</w:t>
-      </w:r>
-      <w:r>
-        <w:rPr>
-          <w:b w:val="0"/>
-          <w:bCs w:val="0"/>
-          <w:color w:val="000000" w:themeColor="text1"/>
-          <w:sz w:val="20"/>
-          <w:szCs w:val="20"/>
-        </w:rPr>
-        <w:t xml:space="preserve">999, </w:t>
-      </w:r>
-      <w:r>
-        <w:rPr>
-          <w:b w:val="0"/>
-          <w:bCs w:val="0"/>
-          <w:color w:val="000000" w:themeColor="text1"/>
-          <w:sz w:val="20"/>
-          <w:szCs w:val="20"/>
-        </w:rPr>
-        <w:t>and $</w:t>
-      </w:r>
-      <w:r>
-        <w:rPr>
-          <w:b w:val="0"/>
-          <w:bCs w:val="0"/>
-          <w:color w:val="000000" w:themeColor="text1"/>
-          <w:sz w:val="20"/>
-          <w:szCs w:val="20"/>
-        </w:rPr>
-        <w:t>1499</w:t>
-      </w:r>
-      <w:r>
-        <w:rPr>
-          <w:b w:val="0"/>
-          <w:bCs w:val="0"/>
-          <w:color w:val="000000" w:themeColor="text1"/>
-          <w:sz w:val="20"/>
-          <w:szCs w:val="20"/>
-        </w:rPr>
-        <w:t xml:space="preserve">. Hit </w:t>
-      </w:r>
-      <w:r>
-        <w:rPr>
-          <w:b w:val="0"/>
-          <w:bCs w:val="0"/>
-          <w:color w:val="000000" w:themeColor="text1"/>
-          <w:sz w:val="20"/>
-          <w:szCs w:val="20"/>
-        </w:rPr>
-        <w:t>reset and</w:t>
-      </w:r>
-      <w:r>
-        <w:rPr>
-          <w:b w:val="0"/>
-          <w:bCs w:val="0"/>
-          <w:color w:val="000000" w:themeColor="text1"/>
-          <w:sz w:val="20"/>
-          <w:szCs w:val="20"/>
-        </w:rPr>
-        <w:t xml:space="preserve"> run the </w:t>
-      </w:r>
-      <w:r>
-        <w:rPr>
-          <w:b w:val="0"/>
-          <w:bCs w:val="0"/>
-          <w:color w:val="000000" w:themeColor="text1"/>
-          <w:sz w:val="20"/>
-          <w:szCs w:val="20"/>
-        </w:rPr>
-        <w:t>bandit</w:t>
-      </w:r>
-      <w:r>
-        <w:rPr>
-          <w:b w:val="0"/>
-          <w:bCs w:val="0"/>
-          <w:color w:val="000000" w:themeColor="text1"/>
-          <w:sz w:val="20"/>
-          <w:szCs w:val="20"/>
-        </w:rPr>
-        <w:t xml:space="preserve"> </w:t>
-      </w:r>
-      <w:r>
-        <w:rPr>
-          <w:b w:val="0"/>
-          <w:bCs w:val="0"/>
-          <w:color w:val="000000" w:themeColor="text1"/>
-          <w:sz w:val="20"/>
-          <w:szCs w:val="20"/>
-        </w:rPr>
-        <w:t>algorithm</w:t>
-      </w:r>
-      <w:r>
-        <w:rPr>
-          <w:b w:val="0"/>
-          <w:bCs w:val="0"/>
-          <w:color w:val="000000" w:themeColor="text1"/>
-          <w:sz w:val="20"/>
-          <w:szCs w:val="20"/>
-        </w:rPr>
-        <w:t xml:space="preserve"> for </w:t>
-      </w:r>
-      <w:r>
-        <w:rPr>
-          <w:b w:val="0"/>
-          <w:bCs w:val="0"/>
-          <w:color w:val="000000" w:themeColor="text1"/>
-          <w:sz w:val="20"/>
-          <w:szCs w:val="20"/>
-        </w:rPr>
-        <w:t>10</w:t>
-      </w:r>
-      <w:r>
-        <w:rPr>
-          <w:b w:val="0"/>
-          <w:bCs w:val="0"/>
-          <w:color w:val="000000" w:themeColor="text1"/>
-          <w:sz w:val="20"/>
-          <w:szCs w:val="20"/>
-        </w:rPr>
-        <w:t xml:space="preserve">0 flights. </w:t>
-      </w:r>
-      <w:r>
-        <w:rPr>
-          <w:b w:val="0"/>
-          <w:bCs w:val="0"/>
-          <w:color w:val="000000" w:themeColor="text1"/>
-          <w:sz w:val="20"/>
-          <w:szCs w:val="20"/>
-        </w:rPr>
-        <w:t xml:space="preserve">What price does </w:t>
-      </w:r>
-      <w:r>
-        <w:rPr>
-          <w:b w:val="0"/>
-          <w:bCs w:val="0"/>
-          <w:color w:val="000000" w:themeColor="text1"/>
-          <w:sz w:val="20"/>
-          <w:szCs w:val="20"/>
-        </w:rPr>
-        <w:t xml:space="preserve">it eventually </w:t>
-      </w:r>
-      <w:r>
-        <w:rPr>
-          <w:b w:val="0"/>
-          <w:bCs w:val="0"/>
-          <w:color w:val="000000" w:themeColor="text1"/>
-          <w:sz w:val="20"/>
-          <w:szCs w:val="20"/>
-        </w:rPr>
-        <w:t>settle on, and h</w:t>
-      </w:r>
-      <w:r>
-        <w:rPr>
-          <w:b w:val="0"/>
-          <w:bCs w:val="0"/>
-          <w:color w:val="000000" w:themeColor="text1"/>
-          <w:sz w:val="20"/>
-          <w:szCs w:val="20"/>
-        </w:rPr>
-        <w:t>ow do</w:t>
-      </w:r>
-      <w:r>
-        <w:rPr>
-          <w:b w:val="0"/>
-          <w:bCs w:val="0"/>
-          <w:color w:val="000000" w:themeColor="text1"/>
-          <w:sz w:val="20"/>
-          <w:szCs w:val="20"/>
-        </w:rPr>
-        <w:t xml:space="preserve">es average revenue per flight </w:t>
-      </w:r>
-      <w:r>
-        <w:rPr>
-          <w:b w:val="0"/>
-          <w:bCs w:val="0"/>
-          <w:color w:val="000000" w:themeColor="text1"/>
-          <w:sz w:val="20"/>
-          <w:szCs w:val="20"/>
-        </w:rPr>
-        <w:t>compare</w:t>
-      </w:r>
-      <w:r>
-        <w:rPr>
-          <w:b w:val="0"/>
-          <w:bCs w:val="0"/>
-          <w:color w:val="000000" w:themeColor="text1"/>
-          <w:sz w:val="20"/>
-          <w:szCs w:val="20"/>
-        </w:rPr>
-        <w:t xml:space="preserve"> to your</w:t>
-      </w:r>
-      <w:r>
-        <w:rPr>
-          <w:b w:val="0"/>
-          <w:bCs w:val="0"/>
-          <w:color w:val="000000" w:themeColor="text1"/>
-          <w:sz w:val="20"/>
-          <w:szCs w:val="20"/>
-        </w:rPr>
-        <w:t xml:space="preserve"> optimal</w:t>
-      </w:r>
-      <w:r>
-        <w:rPr>
-          <w:b w:val="0"/>
-          <w:bCs w:val="0"/>
-          <w:color w:val="000000" w:themeColor="text1"/>
-          <w:sz w:val="20"/>
-          <w:szCs w:val="20"/>
-        </w:rPr>
-        <w:t xml:space="preserve"> </w:t>
-      </w:r>
-      <w:r>
-        <w:rPr>
-          <w:b w:val="0"/>
-          <w:bCs w:val="0"/>
-          <w:color w:val="000000" w:themeColor="text1"/>
-          <w:sz w:val="20"/>
-          <w:szCs w:val="20"/>
-        </w:rPr>
-        <w:t>price from</w:t>
-      </w:r>
-      <w:r>
-        <w:rPr>
-          <w:b w:val="0"/>
-          <w:bCs w:val="0"/>
-          <w:color w:val="000000" w:themeColor="text1"/>
-          <w:sz w:val="20"/>
-          <w:szCs w:val="20"/>
-        </w:rPr>
-        <w:t xml:space="preserve"> Question 1? W</w:t>
-      </w:r>
-      <w:r>
-        <w:rPr>
-          <w:b w:val="0"/>
-          <w:bCs w:val="0"/>
-          <w:color w:val="000000" w:themeColor="text1"/>
-          <w:sz w:val="20"/>
-          <w:szCs w:val="20"/>
-        </w:rPr>
-        <w:t>h</w:t>
-      </w:r>
-      <w:r>
-        <w:rPr>
-          <w:b w:val="0"/>
-          <w:bCs w:val="0"/>
-          <w:color w:val="000000" w:themeColor="text1"/>
-          <w:sz w:val="20"/>
-          <w:szCs w:val="20"/>
-        </w:rPr>
-        <w:t>at are the advantages of the bandit approach over finding the optimal static pric</w:t>
-      </w:r>
-      <w:r>
-        <w:rPr>
-          <w:b w:val="0"/>
-          <w:bCs w:val="0"/>
-          <w:color w:val="000000" w:themeColor="text1"/>
-          <w:sz w:val="20"/>
-          <w:szCs w:val="20"/>
-        </w:rPr>
-        <w:t>e</w:t>
-      </w:r>
-      <w:r>
-        <w:rPr>
-          <w:b w:val="0"/>
-          <w:bCs w:val="0"/>
-          <w:color w:val="000000" w:themeColor="text1"/>
-          <w:sz w:val="20"/>
-          <w:szCs w:val="20"/>
-        </w:rPr>
-        <w:t xml:space="preserve"> manually</w:t>
-      </w:r>
-      <w:r>
-        <w:rPr>
-          <w:b w:val="0"/>
-          <w:bCs w:val="0"/>
-          <w:color w:val="000000" w:themeColor="text1"/>
-          <w:sz w:val="20"/>
-          <w:szCs w:val="20"/>
-        </w:rPr>
-        <w:t>?</w:t>
-      </w:r>
-    </w:p>
-    <w:p>
-      <w:pPr>
-        <w:rPr>
-          <w:sz w:val="20"/>
-          <w:szCs w:val="20"/>
-        </w:rPr>
-      </w:pPr>
-    </w:p>
-    <w:p>
-      <w:pPr>
-        <w:rPr>
-          <w:sz w:val="20"/>
-          <w:szCs w:val="20"/>
-        </w:rPr>
-      </w:pPr>
-    </w:p>
-    <w:p>
-      <w:pPr>
-        <w:rPr>
-          <w:sz w:val="20"/>
-          <w:szCs w:val="20"/>
-        </w:rPr>
-      </w:pPr>
-    </w:p>
-    <w:p>
-      <w:pPr>
-        <w:rPr>
-          <w:sz w:val="20"/>
-          <w:szCs w:val="20"/>
-        </w:rPr>
-      </w:pPr>
-    </w:p>
-    <w:p>
-      <w:pPr>
-        <w:rPr>
-          <w:sz w:val="20"/>
-          <w:szCs w:val="20"/>
-        </w:rPr>
-      </w:pPr>
-    </w:p>
-    <w:p>
-      <w:pPr>
-        <w:rPr>
-          <w:sz w:val="20"/>
-          <w:szCs w:val="20"/>
-        </w:rPr>
-      </w:pPr>
+        <w:t xml:space="preserve">Question 2. </w:t>
+      </w:r>
+      <w:r>
+        <w:rPr>
+          <w:b w:val="0"/>
+          <w:bCs w:val="0"/>
+          <w:color w:val="000000" w:themeColor="text1"/>
+          <w:sz w:val="20"/>
+          <w:szCs w:val="20"/>
+        </w:rPr>
+        <w:t>The Bandit (Thompson Sampling) strategy considers the following price arms: $199, $249, $299, $349, $499. Hit reset and run the bandit algorithm for 100 flights. What price does it eventually settle on, and how does average revenue per flight compare to your optimal price from Question 1? What are the advantages of the bandit approach over finding the optimal static price manually?</w:t>
+      </w:r>
     </w:p>
     <w:p>
       <w:pPr>
@@ -924,176 +437,19 @@
           <w:sz w:val="20"/>
           <w:szCs w:val="20"/>
         </w:rPr>
-        <w:t xml:space="preserve">Question </w:t>
-      </w:r>
-      <w:r>
-        <w:rPr>
-          <w:sz w:val="20"/>
-          <w:szCs w:val="20"/>
-        </w:rPr>
-        <w:t>3.</w:t>
-      </w:r>
-      <w:r>
-        <w:rPr>
-          <w:sz w:val="20"/>
-          <w:szCs w:val="20"/>
-        </w:rPr>
-        <w:t xml:space="preserve"> </w:t>
-      </w:r>
-      <w:r>
-        <w:rPr>
-          <w:b w:val="0"/>
-          <w:bCs w:val="0"/>
-          <w:color w:val="000000" w:themeColor="text1"/>
-          <w:sz w:val="20"/>
-          <w:szCs w:val="20"/>
-        </w:rPr>
-        <w:t>Next, run Q</w:t>
-      </w:r>
-      <w:r>
-        <w:rPr>
-          <w:b w:val="0"/>
-          <w:bCs w:val="0"/>
-          <w:color w:val="000000" w:themeColor="text1"/>
-          <w:sz w:val="20"/>
-          <w:szCs w:val="20"/>
-        </w:rPr>
-        <w:t>-Learning (</w:t>
-      </w:r>
-      <w:r>
-        <w:rPr>
-          <w:b w:val="0"/>
-          <w:bCs w:val="0"/>
-          <w:color w:val="000000" w:themeColor="text1"/>
-          <w:sz w:val="20"/>
-          <w:szCs w:val="20"/>
-        </w:rPr>
-        <w:t xml:space="preserve">under </w:t>
-      </w:r>
-      <w:r>
-        <w:rPr>
-          <w:b w:val="0"/>
-          <w:bCs w:val="0"/>
-          <w:color w:val="000000" w:themeColor="text1"/>
-          <w:sz w:val="20"/>
-          <w:szCs w:val="20"/>
-        </w:rPr>
-        <w:t xml:space="preserve">default parameters) for </w:t>
-      </w:r>
-      <w:r>
-        <w:rPr>
-          <w:b w:val="0"/>
-          <w:bCs w:val="0"/>
-          <w:color w:val="000000" w:themeColor="text1"/>
-          <w:sz w:val="20"/>
-          <w:szCs w:val="20"/>
-        </w:rPr>
-        <w:t>10</w:t>
-      </w:r>
-      <w:r>
-        <w:rPr>
-          <w:b w:val="0"/>
-          <w:bCs w:val="0"/>
-          <w:color w:val="000000" w:themeColor="text1"/>
-          <w:sz w:val="20"/>
-          <w:szCs w:val="20"/>
-        </w:rPr>
-        <w:t>0 flights. Compare the last-5-flight average revenue</w:t>
-      </w:r>
-      <w:r>
-        <w:rPr>
-          <w:b w:val="0"/>
-          <w:bCs w:val="0"/>
-          <w:color w:val="000000" w:themeColor="text1"/>
-          <w:sz w:val="20"/>
-          <w:szCs w:val="20"/>
-        </w:rPr>
-        <w:t xml:space="preserve"> with the revenue under the bandit from Question 2. Note t</w:t>
-      </w:r>
-      <w:r>
-        <w:rPr>
-          <w:b w:val="0"/>
-          <w:bCs w:val="0"/>
-          <w:color w:val="000000" w:themeColor="text1"/>
-          <w:sz w:val="20"/>
-          <w:szCs w:val="20"/>
-        </w:rPr>
-        <w:t xml:space="preserve">he bandit </w:t>
-      </w:r>
-      <w:r>
-        <w:rPr>
-          <w:b w:val="0"/>
-          <w:bCs w:val="0"/>
-          <w:color w:val="000000" w:themeColor="text1"/>
-          <w:sz w:val="20"/>
-          <w:szCs w:val="20"/>
-        </w:rPr>
-        <w:t xml:space="preserve">approach </w:t>
-      </w:r>
-      <w:r>
-        <w:rPr>
-          <w:b w:val="0"/>
-          <w:bCs w:val="0"/>
-          <w:color w:val="000000" w:themeColor="text1"/>
-          <w:sz w:val="20"/>
-          <w:szCs w:val="20"/>
-        </w:rPr>
-        <w:t>picks one price per flight</w:t>
-      </w:r>
-      <w:r>
-        <w:rPr>
-          <w:b w:val="0"/>
-          <w:bCs w:val="0"/>
-          <w:color w:val="000000" w:themeColor="text1"/>
-          <w:sz w:val="20"/>
-          <w:szCs w:val="20"/>
-        </w:rPr>
-        <w:t xml:space="preserve">, whereas </w:t>
-      </w:r>
-      <w:r>
-        <w:rPr>
-          <w:b w:val="0"/>
-          <w:bCs w:val="0"/>
-          <w:color w:val="000000" w:themeColor="text1"/>
-          <w:sz w:val="20"/>
-          <w:szCs w:val="20"/>
-        </w:rPr>
-        <w:t xml:space="preserve">Q-Learning observes seat inventory and days remaining. </w:t>
-      </w:r>
-      <w:r>
-        <w:rPr>
-          <w:b w:val="0"/>
-          <w:bCs w:val="0"/>
-          <w:color w:val="000000" w:themeColor="text1"/>
-          <w:sz w:val="20"/>
-          <w:szCs w:val="20"/>
-        </w:rPr>
-        <w:t>How does this additional state information change the pricing strategy under Q-Learning?</w:t>
-      </w:r>
-    </w:p>
-    <w:p>
-      <w:pPr>
-        <w:rPr>
-          <w:sz w:val="20"/>
-          <w:szCs w:val="20"/>
-        </w:rPr>
-      </w:pPr>
-    </w:p>
-    <w:p>
-      <w:pPr>
-        <w:rPr>
-          <w:sz w:val="20"/>
-          <w:szCs w:val="20"/>
-        </w:rPr>
-      </w:pPr>
-    </w:p>
-    <w:p>
-      <w:pPr>
-        <w:rPr>
-          <w:sz w:val="20"/>
-          <w:szCs w:val="20"/>
-        </w:rPr>
-      </w:pPr>
+        <w:lastRenderedPageBreak/>
+        <w:t xml:space="preserve">Question 3. </w:t>
+      </w:r>
+      <w:r>
+        <w:rPr>
+          <w:b w:val="0"/>
+          <w:bCs w:val="0"/>
+          <w:color w:val="000000" w:themeColor="text1"/>
+          <w:sz w:val="20"/>
+          <w:szCs w:val="20"/>
+        </w:rPr>
+        <w:t>Next, run Q-Learning (under default parameters) for 100 flights. Compare the last-5-flight average revenue with the revenue under the bandit from Question 2. Note the bandit approach picks one price per flight, whereas Q-Learning observes seat inventory and days remaining. How does this additional state information change the pricing strategy under Q-Learning?</w:t>
+      </w:r>
     </w:p>
     <w:p>
       <w:pPr>
@@ -1159,91 +515,6 @@
           <w:sz w:val="20"/>
           <w:szCs w:val="20"/>
         </w:rPr>
-        <w:t xml:space="preserve">Question 3. </w:t>
-      </w:r>
-      <w:r>
-        <w:rPr>
-          <w:b w:val="0"/>
-          <w:bCs w:val="0"/>
-          <w:color w:val="000000" w:themeColor="text1"/>
-          <w:sz w:val="20"/>
-          <w:szCs w:val="20"/>
-        </w:rPr>
-        <w:t>After running Q-Learning for 20 flights, examine the Q-Table (best price per state). Describe the pattern: does the agent charge more when seats are scarce, when departure is near, or both? Why does this make intuitive sense for an airline?</w:t>
-      </w:r>
-    </w:p>
-    <w:p>
-      <w:pPr>
-        <w:rPr>
-          <w:sz w:val="20"/>
-          <w:szCs w:val="20"/>
-        </w:rPr>
-      </w:pPr>
-    </w:p>
-    <w:p>
-      <w:pPr>
-        <w:rPr>
-          <w:sz w:val="20"/>
-          <w:szCs w:val="20"/>
-        </w:rPr>
-      </w:pPr>
-    </w:p>
-    <w:p>
-      <w:pPr>
-        <w:rPr>
-          <w:sz w:val="20"/>
-          <w:szCs w:val="20"/>
-        </w:rPr>
-      </w:pPr>
-    </w:p>
-    <w:p>
-      <w:pPr>
-        <w:rPr>
-          <w:sz w:val="20"/>
-          <w:szCs w:val="20"/>
-        </w:rPr>
-      </w:pPr>
-    </w:p>
-    <w:p>
-      <w:pPr>
-        <w:rPr>
-          <w:sz w:val="20"/>
-          <w:szCs w:val="20"/>
-        </w:rPr>
-      </w:pPr>
-    </w:p>
-    <w:p>
-      <w:pPr>
-        <w:rPr>
-          <w:sz w:val="20"/>
-          <w:szCs w:val="20"/>
-        </w:rPr>
-      </w:pPr>
-    </w:p>
-    <w:p>
-      <w:pPr>
-        <w:rPr>
-          <w:sz w:val="20"/>
-          <w:szCs w:val="20"/>
-        </w:rPr>
-      </w:pPr>
-    </w:p>
-    <w:p>
-      <w:pPr>
-        <w:pStyle w:val="Heading3"/>
-        <w:rPr>
-          <w:b w:val="0"/>
-          <w:bCs w:val="0"/>
-          <w:color w:val="000000" w:themeColor="text1"/>
-          <w:sz w:val="20"/>
-          <w:szCs w:val="20"/>
-        </w:rPr>
-      </w:pPr>
-      <w:r>
-        <w:rPr>
-          <w:sz w:val="20"/>
-          <w:szCs w:val="20"/>
-        </w:rPr>
         <w:t xml:space="preserve">Question 4. </w:t>
       </w:r>
       <w:r>
@@ -1254,7 +525,37 @@
           <w:sz w:val="20"/>
           <w:szCs w:val="20"/>
         </w:rPr>
-        <w:t>An airline executive wants to deploy Q-Learning pricing across all routes. Give two advantages over fixed pricing and two risks of real-world deployment (e.g., unseen routes, customer trust, competition).</w:t>
+        <w:t>An airline executive wants to deploy Q-Learning pricing across all routes. Give two advantages over fixed pricing and two</w:t>
+      </w:r>
+      <w:r>
+        <w:rPr>
+          <w:b w:val="0"/>
+          <w:bCs w:val="0"/>
+          <w:color w:val="000000" w:themeColor="text1"/>
+          <w:sz w:val="20"/>
+          <w:szCs w:val="20"/>
+        </w:rPr>
+        <w:t xml:space="preserve"> d</w:t>
+      </w:r>
+      <w:r>
+        <w:rPr>
+          <w:b w:val="0"/>
+          <w:bCs w:val="0"/>
+          <w:color w:val="000000" w:themeColor="text1"/>
+          <w:sz w:val="20"/>
+          <w:szCs w:val="20"/>
+        </w:rPr>
+        <w:t>rawbacks or</w:t>
+      </w:r>
+      <w:r>
+        <w:rPr>
+          <w:b w:val="0"/>
+          <w:bCs w:val="0"/>
+          <w:color w:val="000000" w:themeColor="text1"/>
+          <w:sz w:val="20"/>
+          <w:szCs w:val="20"/>
+        </w:rPr>
+        <w:t xml:space="preserve"> risks of real-world deployment.</w:t>
       </w:r>
     </w:p>
     <w:sectPr>

--- a/Assignments/Week3_Assignment.docx
+++ b/Assignments/Week3_Assignment.docx
@@ -50,7 +50,13 @@
           <w:szCs w:val="32"/>
         </w:rPr>
         <w:br/>
-        <w:t>Dynamic Pricing</w:t>
+      </w:r>
+      <w:r>
+        <w:rPr>
+          <w:sz w:val="32"/>
+          <w:szCs w:val="32"/>
+        </w:rPr>
+        <w:t>Reinforcement Learning</w:t>
       </w:r>
       <w:r>
         <w:rPr>
@@ -339,7 +345,27 @@
           <w:sz w:val="20"/>
           <w:szCs w:val="20"/>
         </w:rPr>
-        <w:t>Experiment with the static price slider to find the price that maximizes average revenue over 100 flights (Note: Increase the speed to 50x to run the simulation faster). Try running around 5 simulations to find the (roughly) optimal price. What price did you choose, and what is the average revenue per flight?</w:t>
+        <w:t>Experiment with the static price slider to find the price that maximizes average revenue over</w:t>
+      </w:r>
+      <w:r>
+        <w:rPr>
+          <w:b w:val="0"/>
+          <w:bCs w:val="0"/>
+          <w:color w:val="000000" w:themeColor="text1"/>
+          <w:sz w:val="20"/>
+          <w:szCs w:val="20"/>
+        </w:rPr>
+        <w:t xml:space="preserve"> all</w:t>
+      </w:r>
+      <w:r>
+        <w:rPr>
+          <w:b w:val="0"/>
+          <w:bCs w:val="0"/>
+          <w:color w:val="000000" w:themeColor="text1"/>
+          <w:sz w:val="20"/>
+          <w:szCs w:val="20"/>
+        </w:rPr>
+        <w:t xml:space="preserve"> 100 flights (Note: Increase the speed to 50x to run the simulation faster). Try running around 5 simulations to find the (roughly) optimal price. What price did you choose, and what is the average revenue per flight?</w:t>
       </w:r>
     </w:p>
     <w:p>
@@ -394,7 +420,27 @@
           <w:sz w:val="20"/>
           <w:szCs w:val="20"/>
         </w:rPr>
-        <w:t>The Bandit (Thompson Sampling) strategy considers the following price arms: $199, $249, $299, $349, $499. Hit reset and run the bandit algorithm for 100 flights. What price does it eventually settle on, and how does average revenue per flight compare to your optimal price from Question 1? What are the advantages of the bandit approach over finding the optimal static price manually?</w:t>
+        <w:t xml:space="preserve">The Bandit (Thompson Sampling) strategy considers the following price arms: $199, $249, $299, $349, $499. Hit reset and run the bandit algorithm for 100 flights. What price does it eventually settle on, and how does average revenue </w:t>
+      </w:r>
+      <w:r>
+        <w:rPr>
+          <w:b w:val="0"/>
+          <w:bCs w:val="0"/>
+          <w:color w:val="000000" w:themeColor="text1"/>
+          <w:sz w:val="20"/>
+          <w:szCs w:val="20"/>
+        </w:rPr>
+        <w:t>over all flights</w:t>
+      </w:r>
+      <w:r>
+        <w:rPr>
+          <w:b w:val="0"/>
+          <w:bCs w:val="0"/>
+          <w:color w:val="000000" w:themeColor="text1"/>
+          <w:sz w:val="20"/>
+          <w:szCs w:val="20"/>
+        </w:rPr>
+        <w:t xml:space="preserve"> compare to your optimal price from Question 1? What are the advantages of the bandit approach over finding the optimal static price manually?</w:t>
       </w:r>
     </w:p>
     <w:p>
@@ -448,7 +494,97 @@
           <w:sz w:val="20"/>
           <w:szCs w:val="20"/>
         </w:rPr>
-        <w:t>Next, run Q-Learning (under default parameters) for 100 flights. Compare the last-5-flight average revenue with the revenue under the bandit from Question 2. Note the bandit approach picks one price per flight, whereas Q-Learning observes seat inventory and days remaining. How does this additional state information change the pricing strategy under Q-Learning?</w:t>
+        <w:t xml:space="preserve">Next, run Q-Learning (under default parameters) for 100 flights. Compare the average revenue </w:t>
+      </w:r>
+      <w:r>
+        <w:rPr>
+          <w:b w:val="0"/>
+          <w:bCs w:val="0"/>
+          <w:color w:val="000000" w:themeColor="text1"/>
+          <w:sz w:val="20"/>
+          <w:szCs w:val="20"/>
+        </w:rPr>
+        <w:t>over all flights</w:t>
+      </w:r>
+      <w:r>
+        <w:rPr>
+          <w:b w:val="0"/>
+          <w:bCs w:val="0"/>
+          <w:color w:val="000000" w:themeColor="text1"/>
+          <w:sz w:val="20"/>
+          <w:szCs w:val="20"/>
+        </w:rPr>
+        <w:t xml:space="preserve"> </w:t>
+      </w:r>
+      <w:r>
+        <w:rPr>
+          <w:b w:val="0"/>
+          <w:bCs w:val="0"/>
+          <w:color w:val="000000" w:themeColor="text1"/>
+          <w:sz w:val="20"/>
+          <w:szCs w:val="20"/>
+        </w:rPr>
+        <w:t xml:space="preserve">with the revenue under the bandit from Question 2. Note the bandit approach picks one price per flight, whereas Q-Learning </w:t>
+      </w:r>
+      <w:r>
+        <w:rPr>
+          <w:b w:val="0"/>
+          <w:bCs w:val="0"/>
+          <w:color w:val="000000" w:themeColor="text1"/>
+          <w:sz w:val="20"/>
+          <w:szCs w:val="20"/>
+        </w:rPr>
+        <w:t xml:space="preserve">tracks </w:t>
+      </w:r>
+      <w:r>
+        <w:rPr>
+          <w:b w:val="0"/>
+          <w:bCs w:val="0"/>
+          <w:color w:val="000000" w:themeColor="text1"/>
+          <w:sz w:val="20"/>
+          <w:szCs w:val="20"/>
+        </w:rPr>
+        <w:t>seat inventory and days remaining.</w:t>
+      </w:r>
+      <w:r>
+        <w:rPr>
+          <w:b w:val="0"/>
+          <w:bCs w:val="0"/>
+          <w:color w:val="000000" w:themeColor="text1"/>
+          <w:sz w:val="20"/>
+          <w:szCs w:val="20"/>
+        </w:rPr>
+        <w:t xml:space="preserve"> </w:t>
+      </w:r>
+      <w:r>
+        <w:rPr>
+          <w:b w:val="0"/>
+          <w:bCs w:val="0"/>
+          <w:color w:val="000000" w:themeColor="text1"/>
+          <w:sz w:val="20"/>
+          <w:szCs w:val="20"/>
+        </w:rPr>
+        <w:t xml:space="preserve">How does this additional state information change the </w:t>
+      </w:r>
+      <w:r>
+        <w:rPr>
+          <w:b w:val="0"/>
+          <w:bCs w:val="0"/>
+          <w:color w:val="000000" w:themeColor="text1"/>
+          <w:sz w:val="20"/>
+          <w:szCs w:val="20"/>
+        </w:rPr>
+        <w:t xml:space="preserve">optimal </w:t>
+      </w:r>
+      <w:r>
+        <w:rPr>
+          <w:b w:val="0"/>
+          <w:bCs w:val="0"/>
+          <w:color w:val="000000" w:themeColor="text1"/>
+          <w:sz w:val="20"/>
+          <w:szCs w:val="20"/>
+        </w:rPr>
+        <w:t>pricing strategy under Q-Learning?</w:t>
       </w:r>
     </w:p>
     <w:p>

--- a/Assignments/Week3_Assignment.docx
+++ b/Assignments/Week3_Assignment.docx
@@ -50,19 +50,7 @@
           <w:szCs w:val="32"/>
         </w:rPr>
         <w:br/>
-      </w:r>
-      <w:r>
-        <w:rPr>
-          <w:sz w:val="32"/>
-          <w:szCs w:val="32"/>
-        </w:rPr>
-        <w:t>Reinforcement Learning</w:t>
-      </w:r>
-      <w:r>
-        <w:rPr>
-          <w:sz w:val="32"/>
-          <w:szCs w:val="32"/>
-        </w:rPr>
+        <w:t>Reinforcement Learning: Multi-Armed Bandits and Q-Learning</w:t>
         <w:br/>
       </w:r>
       <w:r>
@@ -76,6 +64,72 @@
           <w:szCs w:val="24"/>
         </w:rPr>
         <w:t>Airline Revenue Management</w:t>
+        <w:br/>
+      </w:r>
+    </w:p>
+    <w:p>
+      <w:pPr>
+        <w:pStyle w:val="Heading3"/>
+        <w:rPr>
+          <w:b w:val="0"/>
+          <w:bCs w:val="0"/>
+          <w:color w:val="000000" w:themeColor="text1"/>
+          <w:sz w:val="20"/>
+          <w:szCs w:val="20"/>
+        </w:rPr>
+      </w:pPr>
+      <w:r>
+        <w:rPr>
+          <w:sz w:val="20"/>
+          <w:szCs w:val="20"/>
+        </w:rPr>
+        <w:t xml:space="preserve">Background. </w:t>
+      </w:r>
+      <w:r>
+        <w:rPr>
+          <w:b w:val="0"/>
+          <w:bCs w:val="0"/>
+          <w:color w:val="000000" w:themeColor="text1"/>
+          <w:sz w:val="20"/>
+          <w:szCs w:val="20"/>
+        </w:rPr>
+        <w:t xml:space="preserve">An airline sells tickets for a single flight with 75 seats over a 180-day booking window. One customer arrives per day, and each customer has a willingness-to-pay that generally increases as the departure date approaches. You will compare three pricing strategies. The </w:t>
+      </w:r>
+      <w:r>
+        <w:rPr>
+          <w:color w:val="000000" w:themeColor="text1"/>
+          <w:sz w:val="20"/>
+          <w:szCs w:val="20"/>
+        </w:rPr>
+        <w:t>Static</w:t>
+      </w:r>
+      <w:r>
+        <w:rPr>
+          <w:b w:val="0"/>
+          <w:bCs w:val="0"/>
+          <w:color w:val="000000" w:themeColor="text1"/>
+          <w:sz w:val="20"/>
+          <w:szCs w:val="20"/>
+        </w:rPr>
+        <w:t xml:space="preserve"> policy charges the same price every day. The </w:t>
+      </w:r>
+      <w:r>
+        <w:rPr>
+          <w:color w:val="000000" w:themeColor="text1"/>
+          <w:sz w:val="20"/>
+          <w:szCs w:val="20"/>
+        </w:rPr>
+        <w:t xml:space="preserve">Bandit </w:t>
+      </w:r>
+      <w:r>
+        <w:rPr>
+          <w:b w:val="0"/>
+          <w:bCs w:val="0"/>
+          <w:color w:val="000000" w:themeColor="text1"/>
+          <w:sz w:val="20"/>
+          <w:szCs w:val="20"/>
+        </w:rPr>
+        <w:t xml:space="preserve">(Thompson Sampling) policy selects one price </w:t>
       </w:r>
       <w:r>
         <w:rPr>
@@ -84,113 +138,6 @@
           <w:i/>
           <w:iCs/>
           <w:color w:val="000000" w:themeColor="text1"/>
-          <w:sz w:val="24"/>
-          <w:szCs w:val="24"/>
-        </w:rPr>
-        <w:br/>
-      </w:r>
-    </w:p>
-    <w:p>
-      <w:pPr>
-        <w:pStyle w:val="Heading3"/>
-        <w:rPr>
-          <w:b w:val="0"/>
-          <w:bCs w:val="0"/>
-          <w:color w:val="000000" w:themeColor="text1"/>
-          <w:sz w:val="20"/>
-          <w:szCs w:val="20"/>
-        </w:rPr>
-      </w:pPr>
-      <w:r>
-        <w:rPr>
-          <w:sz w:val="20"/>
-          <w:szCs w:val="20"/>
-        </w:rPr>
-        <w:t xml:space="preserve">Background. </w:t>
-      </w:r>
-      <w:r>
-        <w:rPr>
-          <w:b w:val="0"/>
-          <w:bCs w:val="0"/>
-          <w:color w:val="000000" w:themeColor="text1"/>
-          <w:sz w:val="20"/>
-          <w:szCs w:val="20"/>
-        </w:rPr>
-        <w:t>An</w:t>
-      </w:r>
-      <w:r>
-        <w:rPr>
-          <w:b w:val="0"/>
-          <w:bCs w:val="0"/>
-          <w:color w:val="000000" w:themeColor="text1"/>
-          <w:sz w:val="20"/>
-          <w:szCs w:val="20"/>
-        </w:rPr>
-        <w:t xml:space="preserve"> airline sell</w:t>
-      </w:r>
-      <w:r>
-        <w:rPr>
-          <w:b w:val="0"/>
-          <w:bCs w:val="0"/>
-          <w:color w:val="000000" w:themeColor="text1"/>
-          <w:sz w:val="20"/>
-          <w:szCs w:val="20"/>
-        </w:rPr>
-        <w:t>s</w:t>
-      </w:r>
-      <w:r>
-        <w:rPr>
-          <w:b w:val="0"/>
-          <w:bCs w:val="0"/>
-          <w:color w:val="000000" w:themeColor="text1"/>
-          <w:sz w:val="20"/>
-          <w:szCs w:val="20"/>
-        </w:rPr>
-        <w:t xml:space="preserve"> tickets for a single flight with 75 seats over a 180-day booking window. One customer arrives per day, and each customer has a willingness-to-pay that generally increases as the departure date approaches. You will compare three pricing strategies. The </w:t>
-      </w:r>
-      <w:r>
-        <w:rPr>
-          <w:color w:val="000000" w:themeColor="text1"/>
-          <w:sz w:val="20"/>
-          <w:szCs w:val="20"/>
-        </w:rPr>
-        <w:t>Static</w:t>
-      </w:r>
-      <w:r>
-        <w:rPr>
-          <w:b w:val="0"/>
-          <w:bCs w:val="0"/>
-          <w:color w:val="000000" w:themeColor="text1"/>
-          <w:sz w:val="20"/>
-          <w:szCs w:val="20"/>
-        </w:rPr>
-        <w:t xml:space="preserve"> policy charges the same price every day. The </w:t>
-      </w:r>
-      <w:r>
-        <w:rPr>
-          <w:color w:val="000000" w:themeColor="text1"/>
-          <w:sz w:val="20"/>
-          <w:szCs w:val="20"/>
-        </w:rPr>
-        <w:t xml:space="preserve">Bandit </w:t>
-      </w:r>
-      <w:r>
-        <w:rPr>
-          <w:b w:val="0"/>
-          <w:bCs w:val="0"/>
-          <w:color w:val="000000" w:themeColor="text1"/>
-          <w:sz w:val="20"/>
-          <w:szCs w:val="20"/>
-        </w:rPr>
-        <w:t xml:space="preserve">(Thompson Sampling) policy selects one price </w:t>
-      </w:r>
-      <w:r>
-        <w:rPr>
-          <w:b w:val="0"/>
-          <w:bCs w:val="0"/>
-          <w:i/>
-          <w:iCs/>
-          <w:color w:val="000000" w:themeColor="text1"/>
           <w:sz w:val="20"/>
           <w:szCs w:val="20"/>
         </w:rPr>
@@ -204,17 +151,7 @@
           <w:sz w:val="20"/>
           <w:szCs w:val="20"/>
         </w:rPr>
-        <w:t xml:space="preserve"> for all seats</w:t>
-      </w:r>
-      <w:r>
-        <w:rPr>
-          <w:b w:val="0"/>
-          <w:bCs w:val="0"/>
-          <w:color w:val="000000" w:themeColor="text1"/>
-          <w:sz w:val="20"/>
-          <w:szCs w:val="20"/>
-        </w:rPr>
-        <w:t xml:space="preserve"> from five discrete tiers: $199, $249, $299, $349, and $499, learning which tier maximizes total flight revenue. The </w:t>
+        <w:t xml:space="preserve"> for all seats from five discrete tiers: $199, $249, $299, $349, and $499, learning which tier maximizes total flight revenue. The </w:t>
       </w:r>
       <w:r>
         <w:rPr>
@@ -345,27 +282,7 @@
           <w:sz w:val="20"/>
           <w:szCs w:val="20"/>
         </w:rPr>
-        <w:t>Experiment with the static price slider to find the price that maximizes average revenue over</w:t>
-      </w:r>
-      <w:r>
-        <w:rPr>
-          <w:b w:val="0"/>
-          <w:bCs w:val="0"/>
-          <w:color w:val="000000" w:themeColor="text1"/>
-          <w:sz w:val="20"/>
-          <w:szCs w:val="20"/>
-        </w:rPr>
-        <w:t xml:space="preserve"> all</w:t>
-      </w:r>
-      <w:r>
-        <w:rPr>
-          <w:b w:val="0"/>
-          <w:bCs w:val="0"/>
-          <w:color w:val="000000" w:themeColor="text1"/>
-          <w:sz w:val="20"/>
-          <w:szCs w:val="20"/>
-        </w:rPr>
-        <w:t xml:space="preserve"> 100 flights (Note: Increase the speed to 50x to run the simulation faster). Try running around 5 simulations to find the (roughly) optimal price. What price did you choose, and what is the average revenue per flight?</w:t>
+        <w:t>Experiment with the static price slider to find the price that maximizes average revenue over all 100 flights (Note: Increase the speed to 50x to run the simulation faster). Try running around 5 simulations to find the (roughly) optimal price. What price did you choose, and what is the average revenue per flight?</w:t>
       </w:r>
     </w:p>
     <w:p>
@@ -420,27 +337,7 @@
           <w:sz w:val="20"/>
           <w:szCs w:val="20"/>
         </w:rPr>
-        <w:t xml:space="preserve">The Bandit (Thompson Sampling) strategy considers the following price arms: $199, $249, $299, $349, $499. Hit reset and run the bandit algorithm for 100 flights. What price does it eventually settle on, and how does average revenue </w:t>
-      </w:r>
-      <w:r>
-        <w:rPr>
-          <w:b w:val="0"/>
-          <w:bCs w:val="0"/>
-          <w:color w:val="000000" w:themeColor="text1"/>
-          <w:sz w:val="20"/>
-          <w:szCs w:val="20"/>
-        </w:rPr>
-        <w:t>over all flights</w:t>
-      </w:r>
-      <w:r>
-        <w:rPr>
-          <w:b w:val="0"/>
-          <w:bCs w:val="0"/>
-          <w:color w:val="000000" w:themeColor="text1"/>
-          <w:sz w:val="20"/>
-          <w:szCs w:val="20"/>
-        </w:rPr>
-        <w:t xml:space="preserve"> compare to your optimal price from Question 1? What are the advantages of the bandit approach over finding the optimal static price manually?</w:t>
+        <w:t>The Bandit (Thompson Sampling) strategy considers the following price arms: $199, $249, $299, $349, $499. Hit reset and run the bandit algorithm for 100 flights. What price does it eventually settle on, and how does average revenue over all flights compare to your optimal price from Question 1? What are the advantages of the bandit approach over finding the optimal static price manually?</w:t>
       </w:r>
     </w:p>
     <w:p>
@@ -494,97 +391,7 @@
           <w:sz w:val="20"/>
           <w:szCs w:val="20"/>
         </w:rPr>
-        <w:t xml:space="preserve">Next, run Q-Learning (under default parameters) for 100 flights. Compare the average revenue </w:t>
-      </w:r>
-      <w:r>
-        <w:rPr>
-          <w:b w:val="0"/>
-          <w:bCs w:val="0"/>
-          <w:color w:val="000000" w:themeColor="text1"/>
-          <w:sz w:val="20"/>
-          <w:szCs w:val="20"/>
-        </w:rPr>
-        <w:t>over all flights</w:t>
-      </w:r>
-      <w:r>
-        <w:rPr>
-          <w:b w:val="0"/>
-          <w:bCs w:val="0"/>
-          <w:color w:val="000000" w:themeColor="text1"/>
-          <w:sz w:val="20"/>
-          <w:szCs w:val="20"/>
-        </w:rPr>
-        <w:t xml:space="preserve"> </w:t>
-      </w:r>
-      <w:r>
-        <w:rPr>
-          <w:b w:val="0"/>
-          <w:bCs w:val="0"/>
-          <w:color w:val="000000" w:themeColor="text1"/>
-          <w:sz w:val="20"/>
-          <w:szCs w:val="20"/>
-        </w:rPr>
-        <w:t xml:space="preserve">with the revenue under the bandit from Question 2. Note the bandit approach picks one price per flight, whereas Q-Learning </w:t>
-      </w:r>
-      <w:r>
-        <w:rPr>
-          <w:b w:val="0"/>
-          <w:bCs w:val="0"/>
-          <w:color w:val="000000" w:themeColor="text1"/>
-          <w:sz w:val="20"/>
-          <w:szCs w:val="20"/>
-        </w:rPr>
-        <w:t xml:space="preserve">tracks </w:t>
-      </w:r>
-      <w:r>
-        <w:rPr>
-          <w:b w:val="0"/>
-          <w:bCs w:val="0"/>
-          <w:color w:val="000000" w:themeColor="text1"/>
-          <w:sz w:val="20"/>
-          <w:szCs w:val="20"/>
-        </w:rPr>
-        <w:t>seat inventory and days remaining.</w:t>
-      </w:r>
-      <w:r>
-        <w:rPr>
-          <w:b w:val="0"/>
-          <w:bCs w:val="0"/>
-          <w:color w:val="000000" w:themeColor="text1"/>
-          <w:sz w:val="20"/>
-          <w:szCs w:val="20"/>
-        </w:rPr>
-        <w:t xml:space="preserve"> </w:t>
-      </w:r>
-      <w:r>
-        <w:rPr>
-          <w:b w:val="0"/>
-          <w:bCs w:val="0"/>
-          <w:color w:val="000000" w:themeColor="text1"/>
-          <w:sz w:val="20"/>
-          <w:szCs w:val="20"/>
-        </w:rPr>
-        <w:t xml:space="preserve">How does this additional state information change the </w:t>
-      </w:r>
-      <w:r>
-        <w:rPr>
-          <w:b w:val="0"/>
-          <w:bCs w:val="0"/>
-          <w:color w:val="000000" w:themeColor="text1"/>
-          <w:sz w:val="20"/>
-          <w:szCs w:val="20"/>
-        </w:rPr>
-        <w:t xml:space="preserve">optimal </w:t>
-      </w:r>
-      <w:r>
-        <w:rPr>
-          <w:b w:val="0"/>
-          <w:bCs w:val="0"/>
-          <w:color w:val="000000" w:themeColor="text1"/>
-          <w:sz w:val="20"/>
-          <w:szCs w:val="20"/>
-        </w:rPr>
-        <w:t>pricing strategy under Q-Learning?</w:t>
+        <w:t>Next, run Q-Learning (under default parameters) for 100 flights. Compare the average revenue over all flights with the revenue under the bandit from Question 2. Note the bandit approach picks one price per flight, whereas Q-Learning tracks seat inventory and days remaining. How does this additional state information change the optimal pricing strategy under Q-Learning?</w:t>
       </w:r>
     </w:p>
     <w:p>
@@ -661,37 +468,7 @@
           <w:sz w:val="20"/>
           <w:szCs w:val="20"/>
         </w:rPr>
-        <w:t>An airline executive wants to deploy Q-Learning pricing across all routes. Give two advantages over fixed pricing and two</w:t>
-      </w:r>
-      <w:r>
-        <w:rPr>
-          <w:b w:val="0"/>
-          <w:bCs w:val="0"/>
-          <w:color w:val="000000" w:themeColor="text1"/>
-          <w:sz w:val="20"/>
-          <w:szCs w:val="20"/>
-        </w:rPr>
-        <w:t xml:space="preserve"> d</w:t>
-      </w:r>
-      <w:r>
-        <w:rPr>
-          <w:b w:val="0"/>
-          <w:bCs w:val="0"/>
-          <w:color w:val="000000" w:themeColor="text1"/>
-          <w:sz w:val="20"/>
-          <w:szCs w:val="20"/>
-        </w:rPr>
-        <w:t>rawbacks or</w:t>
-      </w:r>
-      <w:r>
-        <w:rPr>
-          <w:b w:val="0"/>
-          <w:bCs w:val="0"/>
-          <w:color w:val="000000" w:themeColor="text1"/>
-          <w:sz w:val="20"/>
-          <w:szCs w:val="20"/>
-        </w:rPr>
-        <w:t xml:space="preserve"> risks of real-world deployment.</w:t>
+        <w:t>An airline executive wants to deploy Q-Learning pricing across all routes. Give two advantages over fixed pricing and two drawbacks or risks of real-world deployment.</w:t>
       </w:r>
     </w:p>
     <w:sectPr>

--- a/Assignments/Week3_Assignment.docx
+++ b/Assignments/Week3_Assignment.docx
@@ -51,6 +51,12 @@
         </w:rPr>
         <w:br/>
         <w:t>Reinforcement Learning: Multi-Armed Bandits and Q-Learning</w:t>
+      </w:r>
+      <w:r>
+        <w:rPr>
+          <w:sz w:val="32"/>
+          <w:szCs w:val="32"/>
+        </w:rPr>
         <w:br/>
       </w:r>
       <w:r>
@@ -64,6 +70,17 @@
           <w:szCs w:val="24"/>
         </w:rPr>
         <w:t>Airline Revenue Management</w:t>
+      </w:r>
+      <w:r>
+        <w:rPr>
+          <w:b w:val="0"/>
+          <w:bCs w:val="0"/>
+          <w:i/>
+          <w:iCs/>
+          <w:color w:val="000000" w:themeColor="text1"/>
+          <w:sz w:val="24"/>
+          <w:szCs w:val="24"/>
+        </w:rPr>
         <w:br/>
       </w:r>
     </w:p>
@@ -226,25 +243,7 @@
           <w:sz w:val="20"/>
           <w:szCs w:val="20"/>
         </w:rPr>
-        <w:t xml:space="preserve"> and answer the following questions. Stick to 3 sentences maximum per question. Upload your completed assignment to BruinLearn as a PDF by the end of the day </w:t>
-      </w:r>
-      <w:r>
-        <w:rPr>
-          <w:color w:val="000000" w:themeColor="text1"/>
-          <w:sz w:val="20"/>
-          <w:szCs w:val="20"/>
-        </w:rPr>
-        <w:t>this Friday</w:t>
-      </w:r>
-      <w:r>
-        <w:rPr>
-          <w:b w:val="0"/>
-          <w:bCs w:val="0"/>
-          <w:color w:val="000000" w:themeColor="text1"/>
-          <w:sz w:val="20"/>
-          <w:szCs w:val="20"/>
-        </w:rPr>
-        <w:t xml:space="preserve"> (11:59pm PT).</w:t>
+        <w:t xml:space="preserve"> and answer the following questions. Stick to 3 sentences maximum per question. Upload your completed assignment to BruinLearn as a PDF by the end of the day (11:59pm PT).</w:t>
       </w:r>
     </w:p>
     <w:p>
